--- a/docs/คู่มือการเพิ่มระบบงานและการเชื่อมต่อ SSO.docx
+++ b/docs/คู่มือการเพิ่มระบบงานและการเชื่อมต่อ SSO.docx
@@ -91,7 +91,7 @@
           <w:left w:w="10" w:type="dxa"/>
           <w:right w:w="10" w:type="dxa"/>
         </w:tblCellMar>
-        <w:tblLook w:val="0000" w:firstRow="0" w:lastRow="0" w:firstColumn="0" w:lastColumn="0" w:noHBand="0" w:noVBand="0"/>
+        <w:tblLook w:val="04A0" w:firstRow="1" w:lastRow="0" w:firstColumn="1" w:lastColumn="0" w:noHBand="0" w:noVBand="1"/>
       </w:tblPr>
       <w:tblGrid>
         <w:gridCol w:w="2990"/>
@@ -724,7 +724,7 @@
         </w:pBdr>
         <w:spacing w:before="360" w:after="180"/>
       </w:pPr>
-      <w:bookmarkStart w:id="0" w:name="_Toc239099624"/>
+      <w:bookmarkStart w:id="0" w:name="_Toc239144955"/>
       <w:r>
         <w:lastRenderedPageBreak/>
         <w:t>การควบคุมเอกสาร</w:t>
@@ -736,7 +736,7 @@
         <w:pStyle w:val="Heading2"/>
         <w:spacing w:before="260" w:after="120"/>
       </w:pPr>
-      <w:bookmarkStart w:id="1" w:name="_Toc239099625"/>
+      <w:bookmarkStart w:id="1" w:name="_Toc239144956"/>
       <w:r>
         <w:t>ประวัติการแก้ไข</w:t>
       </w:r>
@@ -757,7 +757,7 @@
           <w:left w:w="10" w:type="dxa"/>
           <w:right w:w="10" w:type="dxa"/>
         </w:tblCellMar>
-        <w:tblLook w:val="0000" w:firstRow="0" w:lastRow="0" w:firstColumn="0" w:lastColumn="0" w:noHBand="0" w:noVBand="0"/>
+        <w:tblLook w:val="04A0" w:firstRow="1" w:lastRow="0" w:firstColumn="1" w:lastColumn="0" w:noHBand="0" w:noVBand="1"/>
       </w:tblPr>
       <w:tblGrid>
         <w:gridCol w:w="911"/>
@@ -1042,7 +1042,7 @@
         <w:pStyle w:val="Heading2"/>
         <w:spacing w:before="260" w:after="120"/>
       </w:pPr>
-      <w:bookmarkStart w:id="2" w:name="_Toc239099626"/>
+      <w:bookmarkStart w:id="2" w:name="_Toc239144957"/>
       <w:r>
         <w:t>การอนุมัติเอกสาร</w:t>
       </w:r>
@@ -1063,7 +1063,7 @@
           <w:left w:w="10" w:type="dxa"/>
           <w:right w:w="10" w:type="dxa"/>
         </w:tblCellMar>
-        <w:tblLook w:val="0000" w:firstRow="0" w:lastRow="0" w:firstColumn="0" w:lastColumn="0" w:noHBand="0" w:noVBand="0"/>
+        <w:tblLook w:val="04A0" w:firstRow="1" w:lastRow="0" w:firstColumn="1" w:lastColumn="0" w:noHBand="0" w:noVBand="1"/>
       </w:tblPr>
       <w:tblGrid>
         <w:gridCol w:w="1308"/>
@@ -1624,7 +1624,7 @@
         <w:pStyle w:val="Heading2"/>
         <w:spacing w:before="260" w:after="120"/>
       </w:pPr>
-      <w:bookmarkStart w:id="3" w:name="_Toc239099627"/>
+      <w:bookmarkStart w:id="3" w:name="_Toc239144958"/>
       <w:r>
         <w:t>การแจกจ่ายเอกสาร</w:t>
       </w:r>
@@ -1645,7 +1645,7 @@
           <w:left w:w="10" w:type="dxa"/>
           <w:right w:w="10" w:type="dxa"/>
         </w:tblCellMar>
-        <w:tblLook w:val="0000" w:firstRow="0" w:lastRow="0" w:firstColumn="0" w:lastColumn="0" w:noHBand="0" w:noVBand="0"/>
+        <w:tblLook w:val="04A0" w:firstRow="1" w:lastRow="0" w:firstColumn="1" w:lastColumn="0" w:noHBand="0" w:noVBand="1"/>
       </w:tblPr>
       <w:tblGrid>
         <w:gridCol w:w="3551"/>
@@ -2009,7 +2009,7 @@
           <w:left w:w="10" w:type="dxa"/>
           <w:right w:w="10" w:type="dxa"/>
         </w:tblCellMar>
-        <w:tblLook w:val="0000" w:firstRow="0" w:lastRow="0" w:firstColumn="0" w:lastColumn="0" w:noHBand="0" w:noVBand="0"/>
+        <w:tblLook w:val="04A0" w:firstRow="1" w:lastRow="0" w:firstColumn="1" w:lastColumn="0" w:noHBand="0" w:noVBand="1"/>
       </w:tblPr>
       <w:tblGrid>
         <w:gridCol w:w="187"/>
@@ -2116,7 +2116,7 @@
         </w:pBdr>
         <w:spacing w:before="360" w:after="180"/>
       </w:pPr>
-      <w:bookmarkStart w:id="4" w:name="_Toc239099628"/>
+      <w:bookmarkStart w:id="4" w:name="_Toc239144959"/>
       <w:r>
         <w:lastRenderedPageBreak/>
         <w:t>สารบัญ</w:t>
@@ -2126,7 +2126,7 @@
     <w:sdt>
       <w:sdtPr>
         <w:alias w:val="สารบัญ"/>
-        <w:id w:val="461307670"/>
+        <w:id w:val="-182212197"/>
       </w:sdtPr>
       <w:sdtEndPr>
         <w:rPr>
@@ -2159,7 +2159,7 @@
           <w:r>
             <w:fldChar w:fldCharType="separate"/>
           </w:r>
-          <w:hyperlink w:anchor="_Toc239099624" w:history="1">
+          <w:hyperlink w:anchor="_Toc239144955" w:history="1">
             <w:r>
               <w:rPr>
                 <w:rStyle w:val="Hyperlink"/>
@@ -2183,7 +2183,7 @@
               <w:rPr>
                 <w:noProof/>
               </w:rPr>
-              <w:instrText xml:space="preserve"> PAGEREF _Toc239099624 \h </w:instrText>
+              <w:instrText xml:space="preserve"> PAGEREF _Toc239144955 \h </w:instrText>
             </w:r>
             <w:r>
               <w:rPr>
@@ -2225,7 +2225,7 @@
               <w14:ligatures w14:val="standardContextual"/>
             </w:rPr>
           </w:pPr>
-          <w:hyperlink w:anchor="_Toc239099625" w:history="1">
+          <w:hyperlink w:anchor="_Toc239144956" w:history="1">
             <w:r>
               <w:rPr>
                 <w:rStyle w:val="Hyperlink"/>
@@ -2249,7 +2249,7 @@
               <w:rPr>
                 <w:noProof/>
               </w:rPr>
-              <w:instrText xml:space="preserve"> PAGEREF _Toc239099625 \h </w:instrText>
+              <w:instrText xml:space="preserve"> PAGEREF _Toc239144956 \h </w:instrText>
             </w:r>
             <w:r>
               <w:rPr>
@@ -2291,7 +2291,7 @@
               <w14:ligatures w14:val="standardContextual"/>
             </w:rPr>
           </w:pPr>
-          <w:hyperlink w:anchor="_Toc239099626" w:history="1">
+          <w:hyperlink w:anchor="_Toc239144957" w:history="1">
             <w:r>
               <w:rPr>
                 <w:rStyle w:val="Hyperlink"/>
@@ -2315,7 +2315,7 @@
               <w:rPr>
                 <w:noProof/>
               </w:rPr>
-              <w:instrText xml:space="preserve"> PAGEREF _Toc239099626 \h </w:instrText>
+              <w:instrText xml:space="preserve"> PAGEREF _Toc239144957 \h </w:instrText>
             </w:r>
             <w:r>
               <w:rPr>
@@ -2357,7 +2357,7 @@
               <w14:ligatures w14:val="standardContextual"/>
             </w:rPr>
           </w:pPr>
-          <w:hyperlink w:anchor="_Toc239099627" w:history="1">
+          <w:hyperlink w:anchor="_Toc239144958" w:history="1">
             <w:r>
               <w:rPr>
                 <w:rStyle w:val="Hyperlink"/>
@@ -2381,7 +2381,7 @@
               <w:rPr>
                 <w:noProof/>
               </w:rPr>
-              <w:instrText xml:space="preserve"> PAGEREF _Toc239099627 \h </w:instrText>
+              <w:instrText xml:space="preserve"> PAGEREF _Toc239144958 \h </w:instrText>
             </w:r>
             <w:r>
               <w:rPr>
@@ -2423,7 +2423,7 @@
               <w14:ligatures w14:val="standardContextual"/>
             </w:rPr>
           </w:pPr>
-          <w:hyperlink w:anchor="_Toc239099628" w:history="1">
+          <w:hyperlink w:anchor="_Toc239144959" w:history="1">
             <w:r>
               <w:rPr>
                 <w:rStyle w:val="Hyperlink"/>
@@ -2447,7 +2447,7 @@
               <w:rPr>
                 <w:noProof/>
               </w:rPr>
-              <w:instrText xml:space="preserve"> PAGEREF _Toc239099628 \h </w:instrText>
+              <w:instrText xml:space="preserve"> PAGEREF _Toc239144959 \h </w:instrText>
             </w:r>
             <w:r>
               <w:rPr>
@@ -2489,7 +2489,7 @@
               <w14:ligatures w14:val="standardContextual"/>
             </w:rPr>
           </w:pPr>
-          <w:hyperlink w:anchor="_Toc239099629" w:history="1">
+          <w:hyperlink w:anchor="_Toc239144960" w:history="1">
             <w:r>
               <w:rPr>
                 <w:rStyle w:val="Hyperlink"/>
@@ -2513,7 +2513,7 @@
               <w:rPr>
                 <w:noProof/>
               </w:rPr>
-              <w:instrText xml:space="preserve"> PAGEREF _Toc239099629 \h </w:instrText>
+              <w:instrText xml:space="preserve"> PAGEREF _Toc239144960 \h </w:instrText>
             </w:r>
             <w:r>
               <w:rPr>
@@ -2555,7 +2555,7 @@
               <w14:ligatures w14:val="standardContextual"/>
             </w:rPr>
           </w:pPr>
-          <w:hyperlink w:anchor="_Toc239099630" w:history="1">
+          <w:hyperlink w:anchor="_Toc239144961" w:history="1">
             <w:r>
               <w:rPr>
                 <w:rStyle w:val="Hyperlink"/>
@@ -2579,7 +2579,7 @@
               <w:rPr>
                 <w:noProof/>
               </w:rPr>
-              <w:instrText xml:space="preserve"> PAGEREF _Toc239099630 \h </w:instrText>
+              <w:instrText xml:space="preserve"> PAGEREF _Toc239144961 \h </w:instrText>
             </w:r>
             <w:r>
               <w:rPr>
@@ -2621,7 +2621,7 @@
               <w14:ligatures w14:val="standardContextual"/>
             </w:rPr>
           </w:pPr>
-          <w:hyperlink w:anchor="_Toc239099631" w:history="1">
+          <w:hyperlink w:anchor="_Toc239144962" w:history="1">
             <w:r>
               <w:rPr>
                 <w:rStyle w:val="Hyperlink"/>
@@ -2645,7 +2645,7 @@
               <w:rPr>
                 <w:noProof/>
               </w:rPr>
-              <w:instrText xml:space="preserve"> PAGEREF _Toc239099631 \h </w:instrText>
+              <w:instrText xml:space="preserve"> PAGEREF _Toc239144962 \h </w:instrText>
             </w:r>
             <w:r>
               <w:rPr>
@@ -2687,7 +2687,7 @@
               <w14:ligatures w14:val="standardContextual"/>
             </w:rPr>
           </w:pPr>
-          <w:hyperlink w:anchor="_Toc239099632" w:history="1">
+          <w:hyperlink w:anchor="_Toc239144963" w:history="1">
             <w:r>
               <w:rPr>
                 <w:rStyle w:val="Hyperlink"/>
@@ -2711,7 +2711,7 @@
               <w:rPr>
                 <w:noProof/>
               </w:rPr>
-              <w:instrText xml:space="preserve"> PAGEREF _Toc239099632 \h </w:instrText>
+              <w:instrText xml:space="preserve"> PAGEREF _Toc239144963 \h </w:instrText>
             </w:r>
             <w:r>
               <w:rPr>
@@ -2753,7 +2753,7 @@
               <w14:ligatures w14:val="standardContextual"/>
             </w:rPr>
           </w:pPr>
-          <w:hyperlink w:anchor="_Toc239099633" w:history="1">
+          <w:hyperlink w:anchor="_Toc239144964" w:history="1">
             <w:r>
               <w:rPr>
                 <w:rStyle w:val="Hyperlink"/>
@@ -2777,7 +2777,7 @@
               <w:rPr>
                 <w:noProof/>
               </w:rPr>
-              <w:instrText xml:space="preserve"> PAGEREF _Toc239099633 \h </w:instrText>
+              <w:instrText xml:space="preserve"> PAGEREF _Toc239144964 \h </w:instrText>
             </w:r>
             <w:r>
               <w:rPr>
@@ -2819,7 +2819,7 @@
               <w14:ligatures w14:val="standardContextual"/>
             </w:rPr>
           </w:pPr>
-          <w:hyperlink w:anchor="_Toc239099634" w:history="1">
+          <w:hyperlink w:anchor="_Toc239144965" w:history="1">
             <w:r>
               <w:rPr>
                 <w:rStyle w:val="Hyperlink"/>
@@ -2843,7 +2843,7 @@
               <w:rPr>
                 <w:noProof/>
               </w:rPr>
-              <w:instrText xml:space="preserve"> PAGEREF _Toc239099634 \h </w:instrText>
+              <w:instrText xml:space="preserve"> PAGEREF _Toc239144965 \h </w:instrText>
             </w:r>
             <w:r>
               <w:rPr>
@@ -2885,7 +2885,7 @@
               <w14:ligatures w14:val="standardContextual"/>
             </w:rPr>
           </w:pPr>
-          <w:hyperlink w:anchor="_Toc239099635" w:history="1">
+          <w:hyperlink w:anchor="_Toc239144966" w:history="1">
             <w:r>
               <w:rPr>
                 <w:rStyle w:val="Hyperlink"/>
@@ -2909,7 +2909,7 @@
               <w:rPr>
                 <w:noProof/>
               </w:rPr>
-              <w:instrText xml:space="preserve"> PAGEREF _Toc239099635 \h </w:instrText>
+              <w:instrText xml:space="preserve"> PAGEREF _Toc239144966 \h </w:instrText>
             </w:r>
             <w:r>
               <w:rPr>
@@ -2951,7 +2951,7 @@
               <w14:ligatures w14:val="standardContextual"/>
             </w:rPr>
           </w:pPr>
-          <w:hyperlink w:anchor="_Toc239099636" w:history="1">
+          <w:hyperlink w:anchor="_Toc239144967" w:history="1">
             <w:r>
               <w:rPr>
                 <w:rStyle w:val="Hyperlink"/>
@@ -2975,7 +2975,7 @@
               <w:rPr>
                 <w:noProof/>
               </w:rPr>
-              <w:instrText xml:space="preserve"> PAGEREF _Toc239099636 \h </w:instrText>
+              <w:instrText xml:space="preserve"> PAGEREF _Toc239144967 \h </w:instrText>
             </w:r>
             <w:r>
               <w:rPr>
@@ -3017,7 +3017,7 @@
               <w14:ligatures w14:val="standardContextual"/>
             </w:rPr>
           </w:pPr>
-          <w:hyperlink w:anchor="_Toc239099637" w:history="1">
+          <w:hyperlink w:anchor="_Toc239144968" w:history="1">
             <w:r>
               <w:rPr>
                 <w:rStyle w:val="Hyperlink"/>
@@ -3041,7 +3041,7 @@
               <w:rPr>
                 <w:noProof/>
               </w:rPr>
-              <w:instrText xml:space="preserve"> PAGEREF _Toc239099637 \h </w:instrText>
+              <w:instrText xml:space="preserve"> PAGEREF _Toc239144968 \h </w:instrText>
             </w:r>
             <w:r>
               <w:rPr>
@@ -3083,7 +3083,7 @@
               <w14:ligatures w14:val="standardContextual"/>
             </w:rPr>
           </w:pPr>
-          <w:hyperlink w:anchor="_Toc239099638" w:history="1">
+          <w:hyperlink w:anchor="_Toc239144969" w:history="1">
             <w:r>
               <w:rPr>
                 <w:rStyle w:val="Hyperlink"/>
@@ -3107,7 +3107,7 @@
               <w:rPr>
                 <w:noProof/>
               </w:rPr>
-              <w:instrText xml:space="preserve"> PAGEREF _Toc239099638 \h </w:instrText>
+              <w:instrText xml:space="preserve"> PAGEREF _Toc239144969 \h </w:instrText>
             </w:r>
             <w:r>
               <w:rPr>
@@ -3149,7 +3149,7 @@
               <w14:ligatures w14:val="standardContextual"/>
             </w:rPr>
           </w:pPr>
-          <w:hyperlink w:anchor="_Toc239099639" w:history="1">
+          <w:hyperlink w:anchor="_Toc239144970" w:history="1">
             <w:r>
               <w:rPr>
                 <w:rStyle w:val="Hyperlink"/>
@@ -3173,7 +3173,7 @@
               <w:rPr>
                 <w:noProof/>
               </w:rPr>
-              <w:instrText xml:space="preserve"> PAGEREF _Toc239099639 \h </w:instrText>
+              <w:instrText xml:space="preserve"> PAGEREF _Toc239144970 \h </w:instrText>
             </w:r>
             <w:r>
               <w:rPr>
@@ -3215,7 +3215,7 @@
               <w14:ligatures w14:val="standardContextual"/>
             </w:rPr>
           </w:pPr>
-          <w:hyperlink w:anchor="_Toc239099640" w:history="1">
+          <w:hyperlink w:anchor="_Toc239144971" w:history="1">
             <w:r>
               <w:rPr>
                 <w:rStyle w:val="Hyperlink"/>
@@ -3239,7 +3239,7 @@
               <w:rPr>
                 <w:noProof/>
               </w:rPr>
-              <w:instrText xml:space="preserve"> PAGEREF _Toc239099640 \h </w:instrText>
+              <w:instrText xml:space="preserve"> PAGEREF _Toc239144971 \h </w:instrText>
             </w:r>
             <w:r>
               <w:rPr>
@@ -3281,7 +3281,7 @@
               <w14:ligatures w14:val="standardContextual"/>
             </w:rPr>
           </w:pPr>
-          <w:hyperlink w:anchor="_Toc239099641" w:history="1">
+          <w:hyperlink w:anchor="_Toc239144972" w:history="1">
             <w:r>
               <w:rPr>
                 <w:rStyle w:val="Hyperlink"/>
@@ -3305,7 +3305,7 @@
               <w:rPr>
                 <w:noProof/>
               </w:rPr>
-              <w:instrText xml:space="preserve"> PAGEREF _Toc239099641 \h </w:instrText>
+              <w:instrText xml:space="preserve"> PAGEREF _Toc239144972 \h </w:instrText>
             </w:r>
             <w:r>
               <w:rPr>
@@ -3347,7 +3347,7 @@
               <w14:ligatures w14:val="standardContextual"/>
             </w:rPr>
           </w:pPr>
-          <w:hyperlink w:anchor="_Toc239099642" w:history="1">
+          <w:hyperlink w:anchor="_Toc239144973" w:history="1">
             <w:r>
               <w:rPr>
                 <w:rStyle w:val="Hyperlink"/>
@@ -3371,7 +3371,7 @@
               <w:rPr>
                 <w:noProof/>
               </w:rPr>
-              <w:instrText xml:space="preserve"> PAGEREF _Toc239099642 \h </w:instrText>
+              <w:instrText xml:space="preserve"> PAGEREF _Toc239144973 \h </w:instrText>
             </w:r>
             <w:r>
               <w:rPr>
@@ -3388,7 +3388,7 @@
               <w:rPr>
                 <w:noProof/>
               </w:rPr>
-              <w:t>9</w:t>
+              <w:t>10</w:t>
             </w:r>
             <w:r>
               <w:rPr>
@@ -3413,7 +3413,7 @@
               <w14:ligatures w14:val="standardContextual"/>
             </w:rPr>
           </w:pPr>
-          <w:hyperlink w:anchor="_Toc239099643" w:history="1">
+          <w:hyperlink w:anchor="_Toc239144974" w:history="1">
             <w:r>
               <w:rPr>
                 <w:rStyle w:val="Hyperlink"/>
@@ -3437,7 +3437,7 @@
               <w:rPr>
                 <w:noProof/>
               </w:rPr>
-              <w:instrText xml:space="preserve"> PAGEREF _Toc239099643 \h </w:instrText>
+              <w:instrText xml:space="preserve"> PAGEREF _Toc239144974 \h </w:instrText>
             </w:r>
             <w:r>
               <w:rPr>
@@ -3454,7 +3454,7 @@
               <w:rPr>
                 <w:noProof/>
               </w:rPr>
-              <w:t>10</w:t>
+              <w:t>11</w:t>
             </w:r>
             <w:r>
               <w:rPr>
@@ -3479,7 +3479,7 @@
               <w14:ligatures w14:val="standardContextual"/>
             </w:rPr>
           </w:pPr>
-          <w:hyperlink w:anchor="_Toc239099644" w:history="1">
+          <w:hyperlink w:anchor="_Toc239144975" w:history="1">
             <w:r>
               <w:rPr>
                 <w:rStyle w:val="Hyperlink"/>
@@ -3503,7 +3503,7 @@
               <w:rPr>
                 <w:noProof/>
               </w:rPr>
-              <w:instrText xml:space="preserve"> PAGEREF _Toc239099644 \h </w:instrText>
+              <w:instrText xml:space="preserve"> PAGEREF _Toc239144975 \h </w:instrText>
             </w:r>
             <w:r>
               <w:rPr>
@@ -3520,7 +3520,7 @@
               <w:rPr>
                 <w:noProof/>
               </w:rPr>
-              <w:t>10</w:t>
+              <w:t>11</w:t>
             </w:r>
             <w:r>
               <w:rPr>
@@ -3545,7 +3545,7 @@
               <w14:ligatures w14:val="standardContextual"/>
             </w:rPr>
           </w:pPr>
-          <w:hyperlink w:anchor="_Toc239099645" w:history="1">
+          <w:hyperlink w:anchor="_Toc239144976" w:history="1">
             <w:r>
               <w:rPr>
                 <w:rStyle w:val="Hyperlink"/>
@@ -3569,7 +3569,7 @@
               <w:rPr>
                 <w:noProof/>
               </w:rPr>
-              <w:instrText xml:space="preserve"> PAGEREF _Toc239099645 \h </w:instrText>
+              <w:instrText xml:space="preserve"> PAGEREF _Toc239144976 \h </w:instrText>
             </w:r>
             <w:r>
               <w:rPr>
@@ -3586,7 +3586,7 @@
               <w:rPr>
                 <w:noProof/>
               </w:rPr>
-              <w:t>11</w:t>
+              <w:t>13</w:t>
             </w:r>
             <w:r>
               <w:rPr>
@@ -3611,7 +3611,7 @@
               <w14:ligatures w14:val="standardContextual"/>
             </w:rPr>
           </w:pPr>
-          <w:hyperlink w:anchor="_Toc239099646" w:history="1">
+          <w:hyperlink w:anchor="_Toc239144977" w:history="1">
             <w:r>
               <w:rPr>
                 <w:rStyle w:val="Hyperlink"/>
@@ -3635,7 +3635,7 @@
               <w:rPr>
                 <w:noProof/>
               </w:rPr>
-              <w:instrText xml:space="preserve"> PAGEREF _Toc239099646 \h </w:instrText>
+              <w:instrText xml:space="preserve"> PAGEREF _Toc239144977 \h </w:instrText>
             </w:r>
             <w:r>
               <w:rPr>
@@ -3652,7 +3652,7 @@
               <w:rPr>
                 <w:noProof/>
               </w:rPr>
-              <w:t>11</w:t>
+              <w:t>13</w:t>
             </w:r>
             <w:r>
               <w:rPr>
@@ -3677,7 +3677,7 @@
               <w14:ligatures w14:val="standardContextual"/>
             </w:rPr>
           </w:pPr>
-          <w:hyperlink w:anchor="_Toc239099647" w:history="1">
+          <w:hyperlink w:anchor="_Toc239144978" w:history="1">
             <w:r>
               <w:rPr>
                 <w:rStyle w:val="Hyperlink"/>
@@ -3701,7 +3701,7 @@
               <w:rPr>
                 <w:noProof/>
               </w:rPr>
-              <w:instrText xml:space="preserve"> PAGEREF _Toc239099647 \h </w:instrText>
+              <w:instrText xml:space="preserve"> PAGEREF _Toc239144978 \h </w:instrText>
             </w:r>
             <w:r>
               <w:rPr>
@@ -3718,7 +3718,7 @@
               <w:rPr>
                 <w:noProof/>
               </w:rPr>
-              <w:t>11</w:t>
+              <w:t>13</w:t>
             </w:r>
             <w:r>
               <w:rPr>
@@ -3743,7 +3743,7 @@
               <w14:ligatures w14:val="standardContextual"/>
             </w:rPr>
           </w:pPr>
-          <w:hyperlink w:anchor="_Toc239099648" w:history="1">
+          <w:hyperlink w:anchor="_Toc239144979" w:history="1">
             <w:r>
               <w:rPr>
                 <w:rStyle w:val="Hyperlink"/>
@@ -3767,7 +3767,7 @@
               <w:rPr>
                 <w:noProof/>
               </w:rPr>
-              <w:instrText xml:space="preserve"> PAGEREF _Toc239099648 \h </w:instrText>
+              <w:instrText xml:space="preserve"> PAGEREF _Toc239144979 \h </w:instrText>
             </w:r>
             <w:r>
               <w:rPr>
@@ -3784,7 +3784,7 @@
               <w:rPr>
                 <w:noProof/>
               </w:rPr>
-              <w:t>12</w:t>
+              <w:t>14</w:t>
             </w:r>
             <w:r>
               <w:rPr>
@@ -3809,7 +3809,7 @@
               <w14:ligatures w14:val="standardContextual"/>
             </w:rPr>
           </w:pPr>
-          <w:hyperlink w:anchor="_Toc239099649" w:history="1">
+          <w:hyperlink w:anchor="_Toc239144980" w:history="1">
             <w:r>
               <w:rPr>
                 <w:rStyle w:val="Hyperlink"/>
@@ -3833,7 +3833,7 @@
               <w:rPr>
                 <w:noProof/>
               </w:rPr>
-              <w:instrText xml:space="preserve"> PAGEREF _Toc239099649 \h </w:instrText>
+              <w:instrText xml:space="preserve"> PAGEREF _Toc239144980 \h </w:instrText>
             </w:r>
             <w:r>
               <w:rPr>
@@ -3850,7 +3850,7 @@
               <w:rPr>
                 <w:noProof/>
               </w:rPr>
-              <w:t>12</w:t>
+              <w:t>15</w:t>
             </w:r>
             <w:r>
               <w:rPr>
@@ -3875,7 +3875,7 @@
               <w14:ligatures w14:val="standardContextual"/>
             </w:rPr>
           </w:pPr>
-          <w:hyperlink w:anchor="_Toc239099650" w:history="1">
+          <w:hyperlink w:anchor="_Toc239144981" w:history="1">
             <w:r>
               <w:rPr>
                 <w:rStyle w:val="Hyperlink"/>
@@ -3899,7 +3899,7 @@
               <w:rPr>
                 <w:noProof/>
               </w:rPr>
-              <w:instrText xml:space="preserve"> PAGEREF _Toc239099650 \h </w:instrText>
+              <w:instrText xml:space="preserve"> PAGEREF _Toc239144981 \h </w:instrText>
             </w:r>
             <w:r>
               <w:rPr>
@@ -3916,7 +3916,7 @@
               <w:rPr>
                 <w:noProof/>
               </w:rPr>
-              <w:t>13</w:t>
+              <w:t>15</w:t>
             </w:r>
             <w:r>
               <w:rPr>
@@ -3941,7 +3941,7 @@
               <w14:ligatures w14:val="standardContextual"/>
             </w:rPr>
           </w:pPr>
-          <w:hyperlink w:anchor="_Toc239099651" w:history="1">
+          <w:hyperlink w:anchor="_Toc239144982" w:history="1">
             <w:r>
               <w:rPr>
                 <w:rStyle w:val="Hyperlink"/>
@@ -3965,7 +3965,7 @@
               <w:rPr>
                 <w:noProof/>
               </w:rPr>
-              <w:instrText xml:space="preserve"> PAGEREF _Toc239099651 \h </w:instrText>
+              <w:instrText xml:space="preserve"> PAGEREF _Toc239144982 \h </w:instrText>
             </w:r>
             <w:r>
               <w:rPr>
@@ -3982,7 +3982,7 @@
               <w:rPr>
                 <w:noProof/>
               </w:rPr>
-              <w:t>13</w:t>
+              <w:t>17</w:t>
             </w:r>
             <w:r>
               <w:rPr>
@@ -4007,7 +4007,7 @@
               <w14:ligatures w14:val="standardContextual"/>
             </w:rPr>
           </w:pPr>
-          <w:hyperlink w:anchor="_Toc239099652" w:history="1">
+          <w:hyperlink w:anchor="_Toc239144983" w:history="1">
             <w:r>
               <w:rPr>
                 <w:rStyle w:val="Hyperlink"/>
@@ -4031,7 +4031,7 @@
               <w:rPr>
                 <w:noProof/>
               </w:rPr>
-              <w:instrText xml:space="preserve"> PAGEREF _Toc239099652 \h </w:instrText>
+              <w:instrText xml:space="preserve"> PAGEREF _Toc239144983 \h </w:instrText>
             </w:r>
             <w:r>
               <w:rPr>
@@ -4048,7 +4048,7 @@
               <w:rPr>
                 <w:noProof/>
               </w:rPr>
-              <w:t>15</w:t>
+              <w:t>18</w:t>
             </w:r>
             <w:r>
               <w:rPr>
@@ -4073,7 +4073,7 @@
               <w14:ligatures w14:val="standardContextual"/>
             </w:rPr>
           </w:pPr>
-          <w:hyperlink w:anchor="_Toc239099653" w:history="1">
+          <w:hyperlink w:anchor="_Toc239144984" w:history="1">
             <w:r>
               <w:rPr>
                 <w:rStyle w:val="Hyperlink"/>
@@ -4097,7 +4097,7 @@
               <w:rPr>
                 <w:noProof/>
               </w:rPr>
-              <w:instrText xml:space="preserve"> PAGEREF _Toc239099653 \h </w:instrText>
+              <w:instrText xml:space="preserve"> PAGEREF _Toc239144984 \h </w:instrText>
             </w:r>
             <w:r>
               <w:rPr>
@@ -4114,7 +4114,7 @@
               <w:rPr>
                 <w:noProof/>
               </w:rPr>
-              <w:t>15</w:t>
+              <w:t>18</w:t>
             </w:r>
             <w:r>
               <w:rPr>
@@ -4139,7 +4139,7 @@
               <w14:ligatures w14:val="standardContextual"/>
             </w:rPr>
           </w:pPr>
-          <w:hyperlink w:anchor="_Toc239099654" w:history="1">
+          <w:hyperlink w:anchor="_Toc239144985" w:history="1">
             <w:r>
               <w:rPr>
                 <w:rStyle w:val="Hyperlink"/>
@@ -4163,7 +4163,7 @@
               <w:rPr>
                 <w:noProof/>
               </w:rPr>
-              <w:instrText xml:space="preserve"> PAGEREF _Toc239099654 \h </w:instrText>
+              <w:instrText xml:space="preserve"> PAGEREF _Toc239144985 \h </w:instrText>
             </w:r>
             <w:r>
               <w:rPr>
@@ -4180,7 +4180,7 @@
               <w:rPr>
                 <w:noProof/>
               </w:rPr>
-              <w:t>15</w:t>
+              <w:t>18</w:t>
             </w:r>
             <w:r>
               <w:rPr>
@@ -4205,7 +4205,7 @@
               <w14:ligatures w14:val="standardContextual"/>
             </w:rPr>
           </w:pPr>
-          <w:hyperlink w:anchor="_Toc239099655" w:history="1">
+          <w:hyperlink w:anchor="_Toc239144986" w:history="1">
             <w:r>
               <w:rPr>
                 <w:rStyle w:val="Hyperlink"/>
@@ -4229,7 +4229,7 @@
               <w:rPr>
                 <w:noProof/>
               </w:rPr>
-              <w:instrText xml:space="preserve"> PAGEREF _Toc239099655 \h </w:instrText>
+              <w:instrText xml:space="preserve"> PAGEREF _Toc239144986 \h </w:instrText>
             </w:r>
             <w:r>
               <w:rPr>
@@ -4246,7 +4246,7 @@
               <w:rPr>
                 <w:noProof/>
               </w:rPr>
-              <w:t>16</w:t>
+              <w:t>19</w:t>
             </w:r>
             <w:r>
               <w:rPr>
@@ -4271,7 +4271,7 @@
               <w14:ligatures w14:val="standardContextual"/>
             </w:rPr>
           </w:pPr>
-          <w:hyperlink w:anchor="_Toc239099656" w:history="1">
+          <w:hyperlink w:anchor="_Toc239144987" w:history="1">
             <w:r>
               <w:rPr>
                 <w:rStyle w:val="Hyperlink"/>
@@ -4295,7 +4295,7 @@
               <w:rPr>
                 <w:noProof/>
               </w:rPr>
-              <w:instrText xml:space="preserve"> PAGEREF _Toc239099656 \h </w:instrText>
+              <w:instrText xml:space="preserve"> PAGEREF _Toc239144987 \h </w:instrText>
             </w:r>
             <w:r>
               <w:rPr>
@@ -4312,7 +4312,7 @@
               <w:rPr>
                 <w:noProof/>
               </w:rPr>
-              <w:t>16</w:t>
+              <w:t>19</w:t>
             </w:r>
             <w:r>
               <w:rPr>
@@ -4337,7 +4337,7 @@
               <w14:ligatures w14:val="standardContextual"/>
             </w:rPr>
           </w:pPr>
-          <w:hyperlink w:anchor="_Toc239099657" w:history="1">
+          <w:hyperlink w:anchor="_Toc239144988" w:history="1">
             <w:r>
               <w:rPr>
                 <w:rStyle w:val="Hyperlink"/>
@@ -4361,7 +4361,7 @@
               <w:rPr>
                 <w:noProof/>
               </w:rPr>
-              <w:instrText xml:space="preserve"> PAGEREF _Toc239099657 \h </w:instrText>
+              <w:instrText xml:space="preserve"> PAGEREF _Toc239144988 \h </w:instrText>
             </w:r>
             <w:r>
               <w:rPr>
@@ -4378,7 +4378,7 @@
               <w:rPr>
                 <w:noProof/>
               </w:rPr>
-              <w:t>17</w:t>
+              <w:t>20</w:t>
             </w:r>
             <w:r>
               <w:rPr>
@@ -4403,7 +4403,7 @@
               <w14:ligatures w14:val="standardContextual"/>
             </w:rPr>
           </w:pPr>
-          <w:hyperlink w:anchor="_Toc239099658" w:history="1">
+          <w:hyperlink w:anchor="_Toc239144989" w:history="1">
             <w:r>
               <w:rPr>
                 <w:rStyle w:val="Hyperlink"/>
@@ -4427,7 +4427,7 @@
               <w:rPr>
                 <w:noProof/>
               </w:rPr>
-              <w:instrText xml:space="preserve"> PAGEREF _Toc239099658 \h </w:instrText>
+              <w:instrText xml:space="preserve"> PAGEREF _Toc239144989 \h </w:instrText>
             </w:r>
             <w:r>
               <w:rPr>
@@ -4444,7 +4444,7 @@
               <w:rPr>
                 <w:noProof/>
               </w:rPr>
-              <w:t>19</w:t>
+              <w:t>22</w:t>
             </w:r>
             <w:r>
               <w:rPr>
@@ -4469,7 +4469,7 @@
               <w14:ligatures w14:val="standardContextual"/>
             </w:rPr>
           </w:pPr>
-          <w:hyperlink w:anchor="_Toc239099659" w:history="1">
+          <w:hyperlink w:anchor="_Toc239144990" w:history="1">
             <w:r>
               <w:rPr>
                 <w:rStyle w:val="Hyperlink"/>
@@ -4493,7 +4493,7 @@
               <w:rPr>
                 <w:noProof/>
               </w:rPr>
-              <w:instrText xml:space="preserve"> PAGEREF _Toc239099659 \h </w:instrText>
+              <w:instrText xml:space="preserve"> PAGEREF _Toc239144990 \h </w:instrText>
             </w:r>
             <w:r>
               <w:rPr>
@@ -4510,7 +4510,7 @@
               <w:rPr>
                 <w:noProof/>
               </w:rPr>
-              <w:t>19</w:t>
+              <w:t>22</w:t>
             </w:r>
             <w:r>
               <w:rPr>
@@ -4535,7 +4535,7 @@
               <w14:ligatures w14:val="standardContextual"/>
             </w:rPr>
           </w:pPr>
-          <w:hyperlink w:anchor="_Toc239099660" w:history="1">
+          <w:hyperlink w:anchor="_Toc239144991" w:history="1">
             <w:r>
               <w:rPr>
                 <w:rStyle w:val="Hyperlink"/>
@@ -4559,7 +4559,7 @@
               <w:rPr>
                 <w:noProof/>
               </w:rPr>
-              <w:instrText xml:space="preserve"> PAGEREF _Toc239099660 \h </w:instrText>
+              <w:instrText xml:space="preserve"> PAGEREF _Toc239144991 \h </w:instrText>
             </w:r>
             <w:r>
               <w:rPr>
@@ -4576,7 +4576,7 @@
               <w:rPr>
                 <w:noProof/>
               </w:rPr>
-              <w:t>20</w:t>
+              <w:t>23</w:t>
             </w:r>
             <w:r>
               <w:rPr>
@@ -4601,7 +4601,7 @@
               <w14:ligatures w14:val="standardContextual"/>
             </w:rPr>
           </w:pPr>
-          <w:hyperlink w:anchor="_Toc239099661" w:history="1">
+          <w:hyperlink w:anchor="_Toc239144992" w:history="1">
             <w:r>
               <w:rPr>
                 <w:rStyle w:val="Hyperlink"/>
@@ -4625,7 +4625,7 @@
               <w:rPr>
                 <w:noProof/>
               </w:rPr>
-              <w:instrText xml:space="preserve"> PAGEREF _Toc239099661 \h </w:instrText>
+              <w:instrText xml:space="preserve"> PAGEREF _Toc239144992 \h </w:instrText>
             </w:r>
             <w:r>
               <w:rPr>
@@ -4642,7 +4642,7 @@
               <w:rPr>
                 <w:noProof/>
               </w:rPr>
-              <w:t>20</w:t>
+              <w:t>23</w:t>
             </w:r>
             <w:r>
               <w:rPr>
@@ -4667,7 +4667,7 @@
               <w14:ligatures w14:val="standardContextual"/>
             </w:rPr>
           </w:pPr>
-          <w:hyperlink w:anchor="_Toc239099662" w:history="1">
+          <w:hyperlink w:anchor="_Toc239144993" w:history="1">
             <w:r>
               <w:rPr>
                 <w:rStyle w:val="Hyperlink"/>
@@ -4691,7 +4691,7 @@
               <w:rPr>
                 <w:noProof/>
               </w:rPr>
-              <w:instrText xml:space="preserve"> PAGEREF _Toc239099662 \h </w:instrText>
+              <w:instrText xml:space="preserve"> PAGEREF _Toc239144993 \h </w:instrText>
             </w:r>
             <w:r>
               <w:rPr>
@@ -4708,7 +4708,7 @@
               <w:rPr>
                 <w:noProof/>
               </w:rPr>
-              <w:t>21</w:t>
+              <w:t>25</w:t>
             </w:r>
             <w:r>
               <w:rPr>
@@ -4733,7 +4733,7 @@
               <w14:ligatures w14:val="standardContextual"/>
             </w:rPr>
           </w:pPr>
-          <w:hyperlink w:anchor="_Toc239099663" w:history="1">
+          <w:hyperlink w:anchor="_Toc239144994" w:history="1">
             <w:r>
               <w:rPr>
                 <w:rStyle w:val="Hyperlink"/>
@@ -4757,7 +4757,7 @@
               <w:rPr>
                 <w:noProof/>
               </w:rPr>
-              <w:instrText xml:space="preserve"> PAGEREF _Toc239099663 \h </w:instrText>
+              <w:instrText xml:space="preserve"> PAGEREF _Toc239144994 \h </w:instrText>
             </w:r>
             <w:r>
               <w:rPr>
@@ -4774,7 +4774,7 @@
               <w:rPr>
                 <w:noProof/>
               </w:rPr>
-              <w:t>21</w:t>
+              <w:t>25</w:t>
             </w:r>
             <w:r>
               <w:rPr>
@@ -4799,7 +4799,7 @@
               <w14:ligatures w14:val="standardContextual"/>
             </w:rPr>
           </w:pPr>
-          <w:hyperlink w:anchor="_Toc239099664" w:history="1">
+          <w:hyperlink w:anchor="_Toc239144995" w:history="1">
             <w:r>
               <w:rPr>
                 <w:rStyle w:val="Hyperlink"/>
@@ -4823,7 +4823,7 @@
               <w:rPr>
                 <w:noProof/>
               </w:rPr>
-              <w:instrText xml:space="preserve"> PAGEREF _Toc239099664 \h </w:instrText>
+              <w:instrText xml:space="preserve"> PAGEREF _Toc239144995 \h </w:instrText>
             </w:r>
             <w:r>
               <w:rPr>
@@ -4840,7 +4840,7 @@
               <w:rPr>
                 <w:noProof/>
               </w:rPr>
-              <w:t>21</w:t>
+              <w:t>25</w:t>
             </w:r>
             <w:r>
               <w:rPr>
@@ -4865,7 +4865,7 @@
               <w14:ligatures w14:val="standardContextual"/>
             </w:rPr>
           </w:pPr>
-          <w:hyperlink w:anchor="_Toc239099665" w:history="1">
+          <w:hyperlink w:anchor="_Toc239144996" w:history="1">
             <w:r>
               <w:rPr>
                 <w:rStyle w:val="Hyperlink"/>
@@ -4889,7 +4889,7 @@
               <w:rPr>
                 <w:noProof/>
               </w:rPr>
-              <w:instrText xml:space="preserve"> PAGEREF _Toc239099665 \h </w:instrText>
+              <w:instrText xml:space="preserve"> PAGEREF _Toc239144996 \h </w:instrText>
             </w:r>
             <w:r>
               <w:rPr>
@@ -4906,7 +4906,7 @@
               <w:rPr>
                 <w:noProof/>
               </w:rPr>
-              <w:t>22</w:t>
+              <w:t>26</w:t>
             </w:r>
             <w:r>
               <w:rPr>
@@ -4931,7 +4931,7 @@
               <w14:ligatures w14:val="standardContextual"/>
             </w:rPr>
           </w:pPr>
-          <w:hyperlink w:anchor="_Toc239099666" w:history="1">
+          <w:hyperlink w:anchor="_Toc239144997" w:history="1">
             <w:r>
               <w:rPr>
                 <w:rStyle w:val="Hyperlink"/>
@@ -4955,7 +4955,7 @@
               <w:rPr>
                 <w:noProof/>
               </w:rPr>
-              <w:instrText xml:space="preserve"> PAGEREF _Toc239099666 \h </w:instrText>
+              <w:instrText xml:space="preserve"> PAGEREF _Toc239144997 \h </w:instrText>
             </w:r>
             <w:r>
               <w:rPr>
@@ -4972,7 +4972,7 @@
               <w:rPr>
                 <w:noProof/>
               </w:rPr>
-              <w:t>22</w:t>
+              <w:t>26</w:t>
             </w:r>
             <w:r>
               <w:rPr>
@@ -4997,7 +4997,7 @@
               <w14:ligatures w14:val="standardContextual"/>
             </w:rPr>
           </w:pPr>
-          <w:hyperlink w:anchor="_Toc239099667" w:history="1">
+          <w:hyperlink w:anchor="_Toc239144998" w:history="1">
             <w:r>
               <w:rPr>
                 <w:rStyle w:val="Hyperlink"/>
@@ -5021,7 +5021,7 @@
               <w:rPr>
                 <w:noProof/>
               </w:rPr>
-              <w:instrText xml:space="preserve"> PAGEREF _Toc239099667 \h </w:instrText>
+              <w:instrText xml:space="preserve"> PAGEREF _Toc239144998 \h </w:instrText>
             </w:r>
             <w:r>
               <w:rPr>
@@ -5038,7 +5038,7 @@
               <w:rPr>
                 <w:noProof/>
               </w:rPr>
-              <w:t>22</w:t>
+              <w:t>26</w:t>
             </w:r>
             <w:r>
               <w:rPr>
@@ -5063,7 +5063,7 @@
               <w14:ligatures w14:val="standardContextual"/>
             </w:rPr>
           </w:pPr>
-          <w:hyperlink w:anchor="_Toc239099668" w:history="1">
+          <w:hyperlink w:anchor="_Toc239144999" w:history="1">
             <w:r>
               <w:rPr>
                 <w:rStyle w:val="Hyperlink"/>
@@ -5087,7 +5087,7 @@
               <w:rPr>
                 <w:noProof/>
               </w:rPr>
-              <w:instrText xml:space="preserve"> PAGEREF _Toc239099668 \h </w:instrText>
+              <w:instrText xml:space="preserve"> PAGEREF _Toc239144999 \h </w:instrText>
             </w:r>
             <w:r>
               <w:rPr>
@@ -5104,7 +5104,7 @@
               <w:rPr>
                 <w:noProof/>
               </w:rPr>
-              <w:t>23</w:t>
+              <w:t>27</w:t>
             </w:r>
             <w:r>
               <w:rPr>
@@ -5129,7 +5129,7 @@
               <w14:ligatures w14:val="standardContextual"/>
             </w:rPr>
           </w:pPr>
-          <w:hyperlink w:anchor="_Toc239099669" w:history="1">
+          <w:hyperlink w:anchor="_Toc239145000" w:history="1">
             <w:r>
               <w:rPr>
                 <w:rStyle w:val="Hyperlink"/>
@@ -5153,7 +5153,7 @@
               <w:rPr>
                 <w:noProof/>
               </w:rPr>
-              <w:instrText xml:space="preserve"> PAGEREF _Toc239099669 \h </w:instrText>
+              <w:instrText xml:space="preserve"> PAGEREF _Toc239145000 \h </w:instrText>
             </w:r>
             <w:r>
               <w:rPr>
@@ -5170,7 +5170,7 @@
               <w:rPr>
                 <w:noProof/>
               </w:rPr>
-              <w:t>24</w:t>
+              <w:t>28</w:t>
             </w:r>
             <w:r>
               <w:rPr>
@@ -5195,7 +5195,7 @@
               <w14:ligatures w14:val="standardContextual"/>
             </w:rPr>
           </w:pPr>
-          <w:hyperlink w:anchor="_Toc239099670" w:history="1">
+          <w:hyperlink w:anchor="_Toc239145001" w:history="1">
             <w:r>
               <w:rPr>
                 <w:rStyle w:val="Hyperlink"/>
@@ -5219,7 +5219,7 @@
               <w:rPr>
                 <w:noProof/>
               </w:rPr>
-              <w:instrText xml:space="preserve"> PAGEREF _Toc239099670 \h </w:instrText>
+              <w:instrText xml:space="preserve"> PAGEREF _Toc239145001 \h </w:instrText>
             </w:r>
             <w:r>
               <w:rPr>
@@ -5236,7 +5236,7 @@
               <w:rPr>
                 <w:noProof/>
               </w:rPr>
-              <w:t>25</w:t>
+              <w:t>29</w:t>
             </w:r>
             <w:r>
               <w:rPr>
@@ -5261,7 +5261,7 @@
               <w14:ligatures w14:val="standardContextual"/>
             </w:rPr>
           </w:pPr>
-          <w:hyperlink w:anchor="_Toc239099671" w:history="1">
+          <w:hyperlink w:anchor="_Toc239145002" w:history="1">
             <w:r>
               <w:rPr>
                 <w:rStyle w:val="Hyperlink"/>
@@ -5285,7 +5285,7 @@
               <w:rPr>
                 <w:noProof/>
               </w:rPr>
-              <w:instrText xml:space="preserve"> PAGEREF _Toc239099671 \h </w:instrText>
+              <w:instrText xml:space="preserve"> PAGEREF _Toc239145002 \h </w:instrText>
             </w:r>
             <w:r>
               <w:rPr>
@@ -5302,7 +5302,7 @@
               <w:rPr>
                 <w:noProof/>
               </w:rPr>
-              <w:t>25</w:t>
+              <w:t>29</w:t>
             </w:r>
             <w:r>
               <w:rPr>
@@ -5352,7 +5352,7 @@
         </w:pBdr>
         <w:spacing w:before="360" w:after="180"/>
       </w:pPr>
-      <w:bookmarkStart w:id="5" w:name="_Toc239099629"/>
+      <w:bookmarkStart w:id="5" w:name="_Toc239144960"/>
       <w:r>
         <w:lastRenderedPageBreak/>
         <w:t xml:space="preserve">1. </w:t>
@@ -5367,7 +5367,7 @@
         <w:pStyle w:val="Heading2"/>
         <w:spacing w:before="260" w:after="120"/>
       </w:pPr>
-      <w:bookmarkStart w:id="6" w:name="_Toc239099630"/>
+      <w:bookmarkStart w:id="6" w:name="_Toc239144961"/>
       <w:r>
         <w:t xml:space="preserve">1.1 </w:t>
       </w:r>
@@ -5416,7 +5416,7 @@
         <w:pStyle w:val="Heading2"/>
         <w:spacing w:before="260" w:after="120"/>
       </w:pPr>
-      <w:bookmarkStart w:id="7" w:name="_Toc239099631"/>
+      <w:bookmarkStart w:id="7" w:name="_Toc239144962"/>
       <w:r>
         <w:t xml:space="preserve">1.2 </w:t>
       </w:r>
@@ -5448,7 +5448,7 @@
         <w:pStyle w:val="Heading2"/>
         <w:spacing w:before="260" w:after="120"/>
       </w:pPr>
-      <w:bookmarkStart w:id="8" w:name="_Toc239099632"/>
+      <w:bookmarkStart w:id="8" w:name="_Toc239144963"/>
       <w:r>
         <w:t xml:space="preserve">1.3 </w:t>
       </w:r>
@@ -5472,7 +5472,7 @@
           <w:left w:w="10" w:type="dxa"/>
           <w:right w:w="10" w:type="dxa"/>
         </w:tblCellMar>
-        <w:tblLook w:val="0000" w:firstRow="0" w:lastRow="0" w:firstColumn="0" w:lastColumn="0" w:noHBand="0" w:noVBand="0"/>
+        <w:tblLook w:val="04A0" w:firstRow="1" w:lastRow="0" w:firstColumn="1" w:lastColumn="0" w:noHBand="0" w:noVBand="1"/>
       </w:tblPr>
       <w:tblGrid>
         <w:gridCol w:w="2430"/>
@@ -5974,7 +5974,7 @@
         <w:pStyle w:val="Heading2"/>
         <w:spacing w:before="260" w:after="120"/>
       </w:pPr>
-      <w:bookmarkStart w:id="9" w:name="_Toc239099633"/>
+      <w:bookmarkStart w:id="9" w:name="_Toc239144964"/>
       <w:r>
         <w:t xml:space="preserve">1.4 </w:t>
       </w:r>
@@ -5998,7 +5998,7 @@
           <w:left w:w="10" w:type="dxa"/>
           <w:right w:w="10" w:type="dxa"/>
         </w:tblCellMar>
-        <w:tblLook w:val="0000" w:firstRow="0" w:lastRow="0" w:firstColumn="0" w:lastColumn="0" w:noHBand="0" w:noVBand="0"/>
+        <w:tblLook w:val="04A0" w:firstRow="1" w:lastRow="0" w:firstColumn="1" w:lastColumn="0" w:noHBand="0" w:noVBand="1"/>
       </w:tblPr>
       <w:tblGrid>
         <w:gridCol w:w="935"/>
@@ -6598,7 +6598,7 @@
         <w:pStyle w:val="Heading2"/>
         <w:spacing w:before="260" w:after="120"/>
       </w:pPr>
-      <w:bookmarkStart w:id="10" w:name="_Toc239099634"/>
+      <w:bookmarkStart w:id="10" w:name="_Toc239144965"/>
       <w:r>
         <w:t xml:space="preserve">1.5 </w:t>
       </w:r>
@@ -6622,7 +6622,7 @@
           <w:left w:w="10" w:type="dxa"/>
           <w:right w:w="10" w:type="dxa"/>
         </w:tblCellMar>
-        <w:tblLook w:val="0000" w:firstRow="0" w:lastRow="0" w:firstColumn="0" w:lastColumn="0" w:noHBand="0" w:noVBand="0"/>
+        <w:tblLook w:val="04A0" w:firstRow="1" w:lastRow="0" w:firstColumn="1" w:lastColumn="0" w:noHBand="0" w:noVBand="1"/>
       </w:tblPr>
       <w:tblGrid>
         <w:gridCol w:w="2206"/>
@@ -7381,7 +7381,7 @@
         </w:pBdr>
         <w:spacing w:before="360" w:after="180"/>
       </w:pPr>
-      <w:bookmarkStart w:id="11" w:name="_Toc239099635"/>
+      <w:bookmarkStart w:id="11" w:name="_Toc239144966"/>
       <w:r>
         <w:lastRenderedPageBreak/>
         <w:t xml:space="preserve">2. </w:t>
@@ -7396,7 +7396,7 @@
         <w:pStyle w:val="Heading2"/>
         <w:spacing w:before="260" w:after="120"/>
       </w:pPr>
-      <w:bookmarkStart w:id="12" w:name="_Toc239099636"/>
+      <w:bookmarkStart w:id="12" w:name="_Toc239144967"/>
       <w:r>
         <w:t xml:space="preserve">2.1 </w:t>
       </w:r>
@@ -7420,7 +7420,7 @@
           <w:left w:w="10" w:type="dxa"/>
           <w:right w:w="10" w:type="dxa"/>
         </w:tblCellMar>
-        <w:tblLook w:val="0000" w:firstRow="0" w:lastRow="0" w:firstColumn="0" w:lastColumn="0" w:noHBand="0" w:noVBand="0"/>
+        <w:tblLook w:val="04A0" w:firstRow="1" w:lastRow="0" w:firstColumn="1" w:lastColumn="0" w:noHBand="0" w:noVBand="1"/>
       </w:tblPr>
       <w:tblGrid>
         <w:gridCol w:w="2429"/>
@@ -7922,7 +7922,7 @@
         <w:pStyle w:val="Heading2"/>
         <w:spacing w:before="260" w:after="120"/>
       </w:pPr>
-      <w:bookmarkStart w:id="13" w:name="_Toc239099637"/>
+      <w:bookmarkStart w:id="13" w:name="_Toc239144968"/>
       <w:r>
         <w:t xml:space="preserve">2.2 </w:t>
       </w:r>
@@ -7955,7 +7955,7 @@
           <w:left w:w="10" w:type="dxa"/>
           <w:right w:w="10" w:type="dxa"/>
         </w:tblCellMar>
-        <w:tblLook w:val="0000" w:firstRow="0" w:lastRow="0" w:firstColumn="0" w:lastColumn="0" w:noHBand="0" w:noVBand="0"/>
+        <w:tblLook w:val="04A0" w:firstRow="1" w:lastRow="0" w:firstColumn="1" w:lastColumn="0" w:noHBand="0" w:noVBand="1"/>
       </w:tblPr>
       <w:tblGrid>
         <w:gridCol w:w="1980"/>
@@ -8467,7 +8467,7 @@
           <w:left w:w="10" w:type="dxa"/>
           <w:right w:w="10" w:type="dxa"/>
         </w:tblCellMar>
-        <w:tblLook w:val="0000" w:firstRow="0" w:lastRow="0" w:firstColumn="0" w:lastColumn="0" w:noHBand="0" w:noVBand="0"/>
+        <w:tblLook w:val="04A0" w:firstRow="1" w:lastRow="0" w:firstColumn="1" w:lastColumn="0" w:noHBand="0" w:noVBand="1"/>
       </w:tblPr>
       <w:tblGrid>
         <w:gridCol w:w="187"/>
@@ -8627,7 +8627,7 @@
         <w:pStyle w:val="Heading2"/>
         <w:spacing w:before="260" w:after="120"/>
       </w:pPr>
-      <w:bookmarkStart w:id="14" w:name="_Toc239099638"/>
+      <w:bookmarkStart w:id="14" w:name="_Toc239144969"/>
       <w:r>
         <w:lastRenderedPageBreak/>
         <w:t xml:space="preserve">2.3 </w:t>
@@ -8652,7 +8652,7 @@
           <w:left w:w="10" w:type="dxa"/>
           <w:right w:w="10" w:type="dxa"/>
         </w:tblCellMar>
-        <w:tblLook w:val="0000" w:firstRow="0" w:lastRow="0" w:firstColumn="0" w:lastColumn="0" w:noHBand="0" w:noVBand="0"/>
+        <w:tblLook w:val="04A0" w:firstRow="1" w:lastRow="0" w:firstColumn="1" w:lastColumn="0" w:noHBand="0" w:noVBand="1"/>
       </w:tblPr>
       <w:tblGrid>
         <w:gridCol w:w="2134"/>
@@ -8972,7 +8972,7 @@
         </w:pBdr>
         <w:spacing w:before="360" w:after="180"/>
       </w:pPr>
-      <w:bookmarkStart w:id="15" w:name="_Toc239099639"/>
+      <w:bookmarkStart w:id="15" w:name="_Toc239144970"/>
       <w:r>
         <w:lastRenderedPageBreak/>
         <w:t xml:space="preserve">3. </w:t>
@@ -8996,7 +8996,7 @@
         <w:pStyle w:val="Heading2"/>
         <w:spacing w:before="260" w:after="120"/>
       </w:pPr>
-      <w:bookmarkStart w:id="16" w:name="_Toc239099640"/>
+      <w:bookmarkStart w:id="16" w:name="_Toc239144971"/>
       <w:r>
         <w:t xml:space="preserve">3.1 </w:t>
       </w:r>
@@ -9020,7 +9020,7 @@
           <w:left w:w="10" w:type="dxa"/>
           <w:right w:w="10" w:type="dxa"/>
         </w:tblCellMar>
-        <w:tblLook w:val="0000" w:firstRow="0" w:lastRow="0" w:firstColumn="0" w:lastColumn="0" w:noHBand="0" w:noVBand="0"/>
+        <w:tblLook w:val="04A0" w:firstRow="1" w:lastRow="0" w:firstColumn="1" w:lastColumn="0" w:noHBand="0" w:noVBand="1"/>
       </w:tblPr>
       <w:tblGrid>
         <w:gridCol w:w="926"/>
@@ -9522,7 +9522,7 @@
         <w:pStyle w:val="Heading2"/>
         <w:spacing w:before="260" w:after="120"/>
       </w:pPr>
-      <w:bookmarkStart w:id="17" w:name="_Toc239099641"/>
+      <w:bookmarkStart w:id="17" w:name="_Toc239144972"/>
       <w:r>
         <w:t xml:space="preserve">3.2 </w:t>
       </w:r>
@@ -9530,6 +9530,85 @@
         <w:t>ขั้นตอนการดำเนินการ</w:t>
       </w:r>
       <w:bookmarkEnd w:id="17"/>
+    </w:p>
+    <w:p>
+      <w:pPr>
+        <w:pBdr>
+          <w:top w:val="single" w:sz="4" w:space="0" w:color="BFBFBF"/>
+          <w:left w:val="single" w:sz="4" w:space="0" w:color="BFBFBF"/>
+          <w:bottom w:val="single" w:sz="4" w:space="0" w:color="BFBFBF"/>
+          <w:right w:val="single" w:sz="4" w:space="0" w:color="BFBFBF"/>
+        </w:pBdr>
+        <w:spacing w:before="160" w:after="60"/>
+        <w:jc w:val="center"/>
+      </w:pPr>
+      <w:r>
+        <w:rPr>
+          <w:noProof/>
+        </w:rPr>
+        <w:drawing>
+          <wp:inline distT="0" distB="0" distL="0" distR="0" wp14:anchorId="7F475D37" wp14:editId="6FCFF7AC">
+            <wp:extent cx="5715000" cy="3771900"/>
+            <wp:effectExtent l="0" t="0" r="0" b="0"/>
+            <wp:docPr id="1" name="Picture 1"/>
+            <wp:cNvGraphicFramePr>
+              <a:graphicFrameLocks xmlns:a="http://schemas.openxmlformats.org/drawingml/2006/main" noChangeAspect="1"/>
+            </wp:cNvGraphicFramePr>
+            <a:graphic xmlns:a="http://schemas.openxmlformats.org/drawingml/2006/main">
+              <a:graphicData uri="http://schemas.openxmlformats.org/drawingml/2006/picture">
+                <pic:pic xmlns:pic="http://schemas.openxmlformats.org/drawingml/2006/picture">
+                  <pic:nvPicPr>
+                    <pic:cNvPr id="0" name=""/>
+                    <pic:cNvPicPr>
+                      <a:picLocks noChangeAspect="1" noChangeArrowheads="1"/>
+                    </pic:cNvPicPr>
+                  </pic:nvPicPr>
+                  <pic:blipFill>
+                    <a:blip r:embed="rId7"/>
+                    <a:srcRect/>
+                    <a:stretch>
+                      <a:fillRect/>
+                    </a:stretch>
+                  </pic:blipFill>
+                  <pic:spPr bwMode="auto">
+                    <a:xfrm>
+                      <a:off x="0" y="0"/>
+                      <a:ext cx="5715000" cy="3771900"/>
+                    </a:xfrm>
+                    <a:prstGeom prst="rect">
+                      <a:avLst/>
+                    </a:prstGeom>
+                  </pic:spPr>
+                </pic:pic>
+              </a:graphicData>
+            </a:graphic>
+          </wp:inline>
+        </w:drawing>
+      </w:r>
+    </w:p>
+    <w:p>
+      <w:pPr>
+        <w:spacing w:after="220"/>
+        <w:jc w:val="center"/>
+      </w:pPr>
+      <w:r>
+        <w:rPr>
+          <w:b/>
+          <w:bCs/>
+          <w:color w:val="1F3864"/>
+          <w:sz w:val="18"/>
+          <w:szCs w:val="18"/>
+        </w:rPr>
+        <w:t xml:space="preserve">ภาพที่ 1  </w:t>
+      </w:r>
+      <w:r>
+        <w:rPr>
+          <w:color w:val="595959"/>
+          <w:sz w:val="18"/>
+          <w:szCs w:val="18"/>
+        </w:rPr>
+        <w:t>หน้าจัดการแอป — จุดเริ่มต้นของการเพิ่มระบบงานทุกประเภท</w:t>
+      </w:r>
     </w:p>
     <w:p>
       <w:pPr>
@@ -9606,6 +9685,7 @@
         <w:spacing w:after="80" w:line="290" w:lineRule="auto"/>
       </w:pPr>
       <w:r>
+        <w:lastRenderedPageBreak/>
         <w:t>ตรวจสอบความถูกต้องแล้วกดปุ่ม “เพิ่มแอป”</w:t>
       </w:r>
     </w:p>
@@ -9624,10 +9704,89 @@
     </w:p>
     <w:p>
       <w:pPr>
+        <w:pBdr>
+          <w:top w:val="single" w:sz="4" w:space="0" w:color="BFBFBF"/>
+          <w:left w:val="single" w:sz="4" w:space="0" w:color="BFBFBF"/>
+          <w:bottom w:val="single" w:sz="4" w:space="0" w:color="BFBFBF"/>
+          <w:right w:val="single" w:sz="4" w:space="0" w:color="BFBFBF"/>
+        </w:pBdr>
+        <w:spacing w:before="160" w:after="60"/>
+        <w:jc w:val="center"/>
+      </w:pPr>
+      <w:r>
+        <w:rPr>
+          <w:noProof/>
+        </w:rPr>
+        <w:drawing>
+          <wp:inline distT="0" distB="0" distL="0" distR="0" wp14:anchorId="185D6285" wp14:editId="5199447C">
+            <wp:extent cx="5715000" cy="3771900"/>
+            <wp:effectExtent l="0" t="0" r="0" b="0"/>
+            <wp:docPr id="1162779237" name="Picture 1162779237"/>
+            <wp:cNvGraphicFramePr>
+              <a:graphicFrameLocks xmlns:a="http://schemas.openxmlformats.org/drawingml/2006/main" noChangeAspect="1"/>
+            </wp:cNvGraphicFramePr>
+            <a:graphic xmlns:a="http://schemas.openxmlformats.org/drawingml/2006/main">
+              <a:graphicData uri="http://schemas.openxmlformats.org/drawingml/2006/picture">
+                <pic:pic xmlns:pic="http://schemas.openxmlformats.org/drawingml/2006/picture">
+                  <pic:nvPicPr>
+                    <pic:cNvPr id="0" name=""/>
+                    <pic:cNvPicPr>
+                      <a:picLocks noChangeAspect="1" noChangeArrowheads="1"/>
+                    </pic:cNvPicPr>
+                  </pic:nvPicPr>
+                  <pic:blipFill>
+                    <a:blip r:embed="rId8"/>
+                    <a:srcRect/>
+                    <a:stretch>
+                      <a:fillRect/>
+                    </a:stretch>
+                  </pic:blipFill>
+                  <pic:spPr bwMode="auto">
+                    <a:xfrm>
+                      <a:off x="0" y="0"/>
+                      <a:ext cx="5715000" cy="3771900"/>
+                    </a:xfrm>
+                    <a:prstGeom prst="rect">
+                      <a:avLst/>
+                    </a:prstGeom>
+                  </pic:spPr>
+                </pic:pic>
+              </a:graphicData>
+            </a:graphic>
+          </wp:inline>
+        </w:drawing>
+      </w:r>
+    </w:p>
+    <w:p>
+      <w:pPr>
+        <w:spacing w:after="220"/>
+        <w:jc w:val="center"/>
+      </w:pPr>
+      <w:r>
+        <w:rPr>
+          <w:b/>
+          <w:bCs/>
+          <w:color w:val="1F3864"/>
+          <w:sz w:val="18"/>
+          <w:szCs w:val="18"/>
+        </w:rPr>
+        <w:t xml:space="preserve">ภาพที่ 2  </w:t>
+      </w:r>
+      <w:r>
+        <w:rPr>
+          <w:color w:val="595959"/>
+          <w:sz w:val="18"/>
+          <w:szCs w:val="18"/>
+        </w:rPr>
+        <w:t>แบบฟอร์มเพิ่มแอปใหม่เมื่อเปิดขึ้นครั้งแรก</w:t>
+      </w:r>
+    </w:p>
+    <w:p>
+      <w:pPr>
         <w:pStyle w:val="Heading2"/>
         <w:spacing w:before="260" w:after="120"/>
       </w:pPr>
-      <w:bookmarkStart w:id="18" w:name="_Toc239099642"/>
+      <w:bookmarkStart w:id="18" w:name="_Toc239144973"/>
       <w:r>
         <w:t xml:space="preserve">3.3 </w:t>
       </w:r>
@@ -9651,7 +9810,7 @@
           <w:left w:w="10" w:type="dxa"/>
           <w:right w:w="10" w:type="dxa"/>
         </w:tblCellMar>
-        <w:tblLook w:val="0000" w:firstRow="0" w:lastRow="0" w:firstColumn="0" w:lastColumn="0" w:noHBand="0" w:noVBand="0"/>
+        <w:tblLook w:val="04A0" w:firstRow="1" w:lastRow="0" w:firstColumn="1" w:lastColumn="0" w:noHBand="0" w:noVBand="1"/>
       </w:tblPr>
       <w:tblGrid>
         <w:gridCol w:w="2138"/>
@@ -9947,7 +10106,7 @@
                 <w:sz w:val="20"/>
                 <w:szCs w:val="20"/>
               </w:rPr>
-              <w:t>รหัสสำหรับอ้างอิงในระบบ ห้ามซ้ำกับรายการอื่น ระบบสร้างให้อัตโนมัติจากชื่อ แก้ไขได้</w:t>
+              <w:t>รหัสสำหรับอ้างอิงในระบบ ห้ามซ้ำกับรายการอื่น ใช้ได้เฉพาะอักษรภาษาอังกฤษ ตัวเลข และขีดกลาง ระบบเติมให้อัตโนมัติจากชื่อ หากชื่อเป็นภาษาไทยล้วนต้องพิมพ์รหัสเองเป็นภาษาอังกฤษ</w:t>
             </w:r>
           </w:p>
         </w:tc>
@@ -10568,7 +10727,6 @@
                 <w:sz w:val="20"/>
                 <w:szCs w:val="20"/>
               </w:rPr>
-              <w:lastRenderedPageBreak/>
               <w:t xml:space="preserve">URL </w:t>
             </w:r>
             <w:r>
@@ -10671,6 +10829,7 @@
                 <w:sz w:val="20"/>
                 <w:szCs w:val="20"/>
               </w:rPr>
+              <w:lastRenderedPageBreak/>
               <w:t>เปิดในแท็บใหม่</w:t>
             </w:r>
           </w:p>
@@ -11030,7 +11189,7 @@
         <w:pStyle w:val="Heading2"/>
         <w:spacing w:before="260" w:after="120"/>
       </w:pPr>
-      <w:bookmarkStart w:id="19" w:name="_Toc239099643"/>
+      <w:bookmarkStart w:id="19" w:name="_Toc239144974"/>
       <w:r>
         <w:t xml:space="preserve">3.4 </w:t>
       </w:r>
@@ -11054,7 +11213,7 @@
           <w:left w:w="10" w:type="dxa"/>
           <w:right w:w="10" w:type="dxa"/>
         </w:tblCellMar>
-        <w:tblLook w:val="0000" w:firstRow="0" w:lastRow="0" w:firstColumn="0" w:lastColumn="0" w:noHBand="0" w:noVBand="0"/>
+        <w:tblLook w:val="04A0" w:firstRow="1" w:lastRow="0" w:firstColumn="1" w:lastColumn="0" w:noHBand="0" w:noVBand="1"/>
       </w:tblPr>
       <w:tblGrid>
         <w:gridCol w:w="2803"/>
@@ -11681,7 +11840,7 @@
         <w:pStyle w:val="Heading2"/>
         <w:spacing w:before="260" w:after="120"/>
       </w:pPr>
-      <w:bookmarkStart w:id="20" w:name="_Toc239099644"/>
+      <w:bookmarkStart w:id="20" w:name="_Toc239144975"/>
       <w:r>
         <w:t xml:space="preserve">3.5 </w:t>
       </w:r>
@@ -11689,6 +11848,86 @@
         <w:t>การตรวจสอบผลการดำเนินการ</w:t>
       </w:r>
       <w:bookmarkEnd w:id="20"/>
+    </w:p>
+    <w:p>
+      <w:pPr>
+        <w:pBdr>
+          <w:top w:val="single" w:sz="4" w:space="0" w:color="BFBFBF"/>
+          <w:left w:val="single" w:sz="4" w:space="0" w:color="BFBFBF"/>
+          <w:bottom w:val="single" w:sz="4" w:space="0" w:color="BFBFBF"/>
+          <w:right w:val="single" w:sz="4" w:space="0" w:color="BFBFBF"/>
+        </w:pBdr>
+        <w:spacing w:before="160" w:after="60"/>
+        <w:jc w:val="center"/>
+      </w:pPr>
+      <w:r>
+        <w:rPr>
+          <w:noProof/>
+        </w:rPr>
+        <w:lastRenderedPageBreak/>
+        <w:drawing>
+          <wp:inline distT="0" distB="0" distL="0" distR="0" wp14:anchorId="7FE51D6A" wp14:editId="13A65995">
+            <wp:extent cx="5715000" cy="3771900"/>
+            <wp:effectExtent l="0" t="0" r="0" b="0"/>
+            <wp:docPr id="1676465555" name="Picture 1676465555"/>
+            <wp:cNvGraphicFramePr>
+              <a:graphicFrameLocks xmlns:a="http://schemas.openxmlformats.org/drawingml/2006/main" noChangeAspect="1"/>
+            </wp:cNvGraphicFramePr>
+            <a:graphic xmlns:a="http://schemas.openxmlformats.org/drawingml/2006/main">
+              <a:graphicData uri="http://schemas.openxmlformats.org/drawingml/2006/picture">
+                <pic:pic xmlns:pic="http://schemas.openxmlformats.org/drawingml/2006/picture">
+                  <pic:nvPicPr>
+                    <pic:cNvPr id="0" name=""/>
+                    <pic:cNvPicPr>
+                      <a:picLocks noChangeAspect="1" noChangeArrowheads="1"/>
+                    </pic:cNvPicPr>
+                  </pic:nvPicPr>
+                  <pic:blipFill>
+                    <a:blip r:embed="rId9"/>
+                    <a:srcRect/>
+                    <a:stretch>
+                      <a:fillRect/>
+                    </a:stretch>
+                  </pic:blipFill>
+                  <pic:spPr bwMode="auto">
+                    <a:xfrm>
+                      <a:off x="0" y="0"/>
+                      <a:ext cx="5715000" cy="3771900"/>
+                    </a:xfrm>
+                    <a:prstGeom prst="rect">
+                      <a:avLst/>
+                    </a:prstGeom>
+                  </pic:spPr>
+                </pic:pic>
+              </a:graphicData>
+            </a:graphic>
+          </wp:inline>
+        </w:drawing>
+      </w:r>
+    </w:p>
+    <w:p>
+      <w:pPr>
+        <w:spacing w:after="220"/>
+        <w:jc w:val="center"/>
+      </w:pPr>
+      <w:r>
+        <w:rPr>
+          <w:b/>
+          <w:bCs/>
+          <w:color w:val="1F3864"/>
+          <w:sz w:val="18"/>
+          <w:szCs w:val="18"/>
+        </w:rPr>
+        <w:t xml:space="preserve">ภาพที่ 3  </w:t>
+      </w:r>
+      <w:r>
+        <w:rPr>
+          <w:color w:val="595959"/>
+          <w:sz w:val="18"/>
+          <w:szCs w:val="18"/>
+        </w:rPr>
+        <w:t>หน้าหลักที่พนักงานเห็นหลังเพิ่มระบบงานเรียบร้อยแล้ว</w:t>
+      </w:r>
     </w:p>
     <w:tbl>
       <w:tblPr>
@@ -11705,7 +11944,7 @@
           <w:left w:w="10" w:type="dxa"/>
           <w:right w:w="10" w:type="dxa"/>
         </w:tblCellMar>
-        <w:tblLook w:val="0000" w:firstRow="0" w:lastRow="0" w:firstColumn="0" w:lastColumn="0" w:noHBand="0" w:noVBand="0"/>
+        <w:tblLook w:val="04A0" w:firstRow="1" w:lastRow="0" w:firstColumn="1" w:lastColumn="0" w:noHBand="0" w:noVBand="1"/>
       </w:tblPr>
       <w:tblGrid>
         <w:gridCol w:w="934"/>
@@ -12215,7 +12454,7 @@
         </w:pBdr>
         <w:spacing w:before="360" w:after="180"/>
       </w:pPr>
-      <w:bookmarkStart w:id="21" w:name="_Toc239099645"/>
+      <w:bookmarkStart w:id="21" w:name="_Toc239144976"/>
       <w:r>
         <w:lastRenderedPageBreak/>
         <w:t xml:space="preserve">4. </w:t>
@@ -12239,7 +12478,7 @@
         <w:pStyle w:val="Heading2"/>
         <w:spacing w:before="260" w:after="120"/>
       </w:pPr>
-      <w:bookmarkStart w:id="22" w:name="_Toc239099646"/>
+      <w:bookmarkStart w:id="22" w:name="_Toc239144977"/>
       <w:r>
         <w:t xml:space="preserve">4.1 </w:t>
       </w:r>
@@ -12263,7 +12502,7 @@
           <w:left w:w="10" w:type="dxa"/>
           <w:right w:w="10" w:type="dxa"/>
         </w:tblCellMar>
-        <w:tblLook w:val="0000" w:firstRow="0" w:lastRow="0" w:firstColumn="0" w:lastColumn="0" w:noHBand="0" w:noVBand="0"/>
+        <w:tblLook w:val="04A0" w:firstRow="1" w:lastRow="0" w:firstColumn="1" w:lastColumn="0" w:noHBand="0" w:noVBand="1"/>
       </w:tblPr>
       <w:tblGrid>
         <w:gridCol w:w="187"/>
@@ -12377,7 +12616,7 @@
           <w:left w:w="10" w:type="dxa"/>
           <w:right w:w="10" w:type="dxa"/>
         </w:tblCellMar>
-        <w:tblLook w:val="0000" w:firstRow="0" w:lastRow="0" w:firstColumn="0" w:lastColumn="0" w:noHBand="0" w:noVBand="0"/>
+        <w:tblLook w:val="04A0" w:firstRow="1" w:lastRow="0" w:firstColumn="1" w:lastColumn="0" w:noHBand="0" w:noVBand="1"/>
       </w:tblPr>
       <w:tblGrid>
         <w:gridCol w:w="913"/>
@@ -12879,7 +13118,7 @@
         <w:pStyle w:val="Heading2"/>
         <w:spacing w:before="260" w:after="120"/>
       </w:pPr>
-      <w:bookmarkStart w:id="23" w:name="_Toc239099647"/>
+      <w:bookmarkStart w:id="23" w:name="_Toc239144978"/>
       <w:r>
         <w:t xml:space="preserve">4.2 </w:t>
       </w:r>
@@ -12912,7 +13151,7 @@
           <w:left w:w="10" w:type="dxa"/>
           <w:right w:w="10" w:type="dxa"/>
         </w:tblCellMar>
-        <w:tblLook w:val="0000" w:firstRow="0" w:lastRow="0" w:firstColumn="0" w:lastColumn="0" w:noHBand="0" w:noVBand="0"/>
+        <w:tblLook w:val="04A0" w:firstRow="1" w:lastRow="0" w:firstColumn="1" w:lastColumn="0" w:noHBand="0" w:noVBand="1"/>
       </w:tblPr>
       <w:tblGrid>
         <w:gridCol w:w="9345"/>
@@ -13409,7 +13648,7 @@
           <w:left w:w="10" w:type="dxa"/>
           <w:right w:w="10" w:type="dxa"/>
         </w:tblCellMar>
-        <w:tblLook w:val="0000" w:firstRow="0" w:lastRow="0" w:firstColumn="0" w:lastColumn="0" w:noHBand="0" w:noVBand="0"/>
+        <w:tblLook w:val="04A0" w:firstRow="1" w:lastRow="0" w:firstColumn="1" w:lastColumn="0" w:noHBand="0" w:noVBand="1"/>
       </w:tblPr>
       <w:tblGrid>
         <w:gridCol w:w="187"/>
@@ -13532,7 +13771,7 @@
           <w:left w:w="10" w:type="dxa"/>
           <w:right w:w="10" w:type="dxa"/>
         </w:tblCellMar>
-        <w:tblLook w:val="0000" w:firstRow="0" w:lastRow="0" w:firstColumn="0" w:lastColumn="0" w:noHBand="0" w:noVBand="0"/>
+        <w:tblLook w:val="04A0" w:firstRow="1" w:lastRow="0" w:firstColumn="1" w:lastColumn="0" w:noHBand="0" w:noVBand="1"/>
       </w:tblPr>
       <w:tblGrid>
         <w:gridCol w:w="3177"/>
@@ -14021,7 +14260,7 @@
         <w:pStyle w:val="Heading2"/>
         <w:spacing w:before="260" w:after="120"/>
       </w:pPr>
-      <w:bookmarkStart w:id="24" w:name="_Toc239099648"/>
+      <w:bookmarkStart w:id="24" w:name="_Toc239144979"/>
       <w:r>
         <w:t xml:space="preserve">4.3 </w:t>
       </w:r>
@@ -14149,10 +14388,90 @@
     </w:p>
     <w:p>
       <w:pPr>
+        <w:pBdr>
+          <w:top w:val="single" w:sz="4" w:space="0" w:color="BFBFBF"/>
+          <w:left w:val="single" w:sz="4" w:space="0" w:color="BFBFBF"/>
+          <w:bottom w:val="single" w:sz="4" w:space="0" w:color="BFBFBF"/>
+          <w:right w:val="single" w:sz="4" w:space="0" w:color="BFBFBF"/>
+        </w:pBdr>
+        <w:spacing w:before="160" w:after="60"/>
+        <w:jc w:val="center"/>
+      </w:pPr>
+      <w:r>
+        <w:rPr>
+          <w:noProof/>
+        </w:rPr>
+        <w:lastRenderedPageBreak/>
+        <w:drawing>
+          <wp:inline distT="0" distB="0" distL="0" distR="0" wp14:anchorId="6FC75629" wp14:editId="4D41431A">
+            <wp:extent cx="5715000" cy="3771900"/>
+            <wp:effectExtent l="0" t="0" r="0" b="0"/>
+            <wp:docPr id="815225578" name="Picture 815225578"/>
+            <wp:cNvGraphicFramePr>
+              <a:graphicFrameLocks xmlns:a="http://schemas.openxmlformats.org/drawingml/2006/main" noChangeAspect="1"/>
+            </wp:cNvGraphicFramePr>
+            <a:graphic xmlns:a="http://schemas.openxmlformats.org/drawingml/2006/main">
+              <a:graphicData uri="http://schemas.openxmlformats.org/drawingml/2006/picture">
+                <pic:pic xmlns:pic="http://schemas.openxmlformats.org/drawingml/2006/picture">
+                  <pic:nvPicPr>
+                    <pic:cNvPr id="0" name=""/>
+                    <pic:cNvPicPr>
+                      <a:picLocks noChangeAspect="1" noChangeArrowheads="1"/>
+                    </pic:cNvPicPr>
+                  </pic:nvPicPr>
+                  <pic:blipFill>
+                    <a:blip r:embed="rId10"/>
+                    <a:srcRect/>
+                    <a:stretch>
+                      <a:fillRect/>
+                    </a:stretch>
+                  </pic:blipFill>
+                  <pic:spPr bwMode="auto">
+                    <a:xfrm>
+                      <a:off x="0" y="0"/>
+                      <a:ext cx="5715000" cy="3771900"/>
+                    </a:xfrm>
+                    <a:prstGeom prst="rect">
+                      <a:avLst/>
+                    </a:prstGeom>
+                  </pic:spPr>
+                </pic:pic>
+              </a:graphicData>
+            </a:graphic>
+          </wp:inline>
+        </w:drawing>
+      </w:r>
+    </w:p>
+    <w:p>
+      <w:pPr>
+        <w:spacing w:after="220"/>
+        <w:jc w:val="center"/>
+      </w:pPr>
+      <w:r>
+        <w:rPr>
+          <w:b/>
+          <w:bCs/>
+          <w:color w:val="1F3864"/>
+          <w:sz w:val="18"/>
+          <w:szCs w:val="18"/>
+        </w:rPr>
+        <w:t xml:space="preserve">ภาพที่ 4  </w:t>
+      </w:r>
+      <w:r>
+        <w:rPr>
+          <w:color w:val="595959"/>
+          <w:sz w:val="18"/>
+          <w:szCs w:val="18"/>
+        </w:rPr>
+        <w:t>ตัวอย่างการกรอกแบบฟอร์มสำหรับระบบงานภายใน สังเกตว่าเลือก “ระบบภายในองค์กร” และกรอก URL ตรวจสอบสถานะไว้</w:t>
+      </w:r>
+    </w:p>
+    <w:p>
+      <w:pPr>
         <w:pStyle w:val="Heading2"/>
         <w:spacing w:before="260" w:after="120"/>
       </w:pPr>
-      <w:bookmarkStart w:id="25" w:name="_Toc239099649"/>
+      <w:bookmarkStart w:id="25" w:name="_Toc239144980"/>
       <w:r>
         <w:t xml:space="preserve">4.4 </w:t>
       </w:r>
@@ -14176,7 +14495,7 @@
           <w:left w:w="10" w:type="dxa"/>
           <w:right w:w="10" w:type="dxa"/>
         </w:tblCellMar>
-        <w:tblLook w:val="0000" w:firstRow="0" w:lastRow="0" w:firstColumn="0" w:lastColumn="0" w:noHBand="0" w:noVBand="0"/>
+        <w:tblLook w:val="04A0" w:firstRow="1" w:lastRow="0" w:firstColumn="1" w:lastColumn="0" w:noHBand="0" w:noVBand="1"/>
       </w:tblPr>
       <w:tblGrid>
         <w:gridCol w:w="2803"/>
@@ -14219,7 +14538,6 @@
                 <w:sz w:val="20"/>
                 <w:szCs w:val="20"/>
               </w:rPr>
-              <w:lastRenderedPageBreak/>
               <w:t>รายการ</w:t>
             </w:r>
           </w:p>
@@ -14820,7 +15138,7 @@
         <w:pStyle w:val="Heading2"/>
         <w:spacing w:before="260" w:after="120"/>
       </w:pPr>
-      <w:bookmarkStart w:id="26" w:name="_Toc239099650"/>
+      <w:bookmarkStart w:id="26" w:name="_Toc239144981"/>
       <w:r>
         <w:t xml:space="preserve">4.5 </w:t>
       </w:r>
@@ -14828,6 +15146,165 @@
         <w:t>ความหมายของป้ายสถานะบนการ์ด</w:t>
       </w:r>
       <w:bookmarkEnd w:id="26"/>
+    </w:p>
+    <w:p>
+      <w:pPr>
+        <w:pBdr>
+          <w:top w:val="single" w:sz="4" w:space="0" w:color="BFBFBF"/>
+          <w:left w:val="single" w:sz="4" w:space="0" w:color="BFBFBF"/>
+          <w:bottom w:val="single" w:sz="4" w:space="0" w:color="BFBFBF"/>
+          <w:right w:val="single" w:sz="4" w:space="0" w:color="BFBFBF"/>
+        </w:pBdr>
+        <w:spacing w:before="160" w:after="60"/>
+        <w:jc w:val="center"/>
+      </w:pPr>
+      <w:r>
+        <w:rPr>
+          <w:noProof/>
+        </w:rPr>
+        <w:lastRenderedPageBreak/>
+        <w:drawing>
+          <wp:inline distT="0" distB="0" distL="0" distR="0" wp14:anchorId="5BB81EFA" wp14:editId="41893131">
+            <wp:extent cx="5715000" cy="3686175"/>
+            <wp:effectExtent l="0" t="0" r="0" b="0"/>
+            <wp:docPr id="2117667825" name="Picture 2117667825"/>
+            <wp:cNvGraphicFramePr>
+              <a:graphicFrameLocks xmlns:a="http://schemas.openxmlformats.org/drawingml/2006/main" noChangeAspect="1"/>
+            </wp:cNvGraphicFramePr>
+            <a:graphic xmlns:a="http://schemas.openxmlformats.org/drawingml/2006/main">
+              <a:graphicData uri="http://schemas.openxmlformats.org/drawingml/2006/picture">
+                <pic:pic xmlns:pic="http://schemas.openxmlformats.org/drawingml/2006/picture">
+                  <pic:nvPicPr>
+                    <pic:cNvPr id="0" name=""/>
+                    <pic:cNvPicPr>
+                      <a:picLocks noChangeAspect="1" noChangeArrowheads="1"/>
+                    </pic:cNvPicPr>
+                  </pic:nvPicPr>
+                  <pic:blipFill>
+                    <a:blip r:embed="rId11"/>
+                    <a:srcRect/>
+                    <a:stretch>
+                      <a:fillRect/>
+                    </a:stretch>
+                  </pic:blipFill>
+                  <pic:spPr bwMode="auto">
+                    <a:xfrm>
+                      <a:off x="0" y="0"/>
+                      <a:ext cx="5715000" cy="3686175"/>
+                    </a:xfrm>
+                    <a:prstGeom prst="rect">
+                      <a:avLst/>
+                    </a:prstGeom>
+                  </pic:spPr>
+                </pic:pic>
+              </a:graphicData>
+            </a:graphic>
+          </wp:inline>
+        </w:drawing>
+      </w:r>
+    </w:p>
+    <w:p>
+      <w:pPr>
+        <w:spacing w:after="220"/>
+        <w:jc w:val="center"/>
+      </w:pPr>
+      <w:r>
+        <w:rPr>
+          <w:b/>
+          <w:bCs/>
+          <w:color w:val="1F3864"/>
+          <w:sz w:val="18"/>
+          <w:szCs w:val="18"/>
+        </w:rPr>
+        <w:t xml:space="preserve">ภาพที่ 5  </w:t>
+      </w:r>
+      <w:r>
+        <w:rPr>
+          <w:color w:val="595959"/>
+          <w:sz w:val="18"/>
+          <w:szCs w:val="18"/>
+        </w:rPr>
+        <w:t>ป้ายสถานะบนการ์ด — สีฟ้าคือระบบบนคลาวด์ สีเทาคือระบบภายในที่ยังเข้าไม่ถึง</w:t>
+      </w:r>
+    </w:p>
+    <w:p>
+      <w:pPr>
+        <w:pBdr>
+          <w:top w:val="single" w:sz="4" w:space="0" w:color="BFBFBF"/>
+          <w:left w:val="single" w:sz="4" w:space="0" w:color="BFBFBF"/>
+          <w:bottom w:val="single" w:sz="4" w:space="0" w:color="BFBFBF"/>
+          <w:right w:val="single" w:sz="4" w:space="0" w:color="BFBFBF"/>
+        </w:pBdr>
+        <w:spacing w:before="160" w:after="60"/>
+        <w:jc w:val="center"/>
+      </w:pPr>
+      <w:r>
+        <w:rPr>
+          <w:noProof/>
+        </w:rPr>
+        <w:drawing>
+          <wp:inline distT="0" distB="0" distL="0" distR="0" wp14:anchorId="4730EC82" wp14:editId="3AEE0A8C">
+            <wp:extent cx="5715000" cy="3771900"/>
+            <wp:effectExtent l="0" t="0" r="0" b="0"/>
+            <wp:docPr id="1684246945" name="Picture 1684246945"/>
+            <wp:cNvGraphicFramePr>
+              <a:graphicFrameLocks xmlns:a="http://schemas.openxmlformats.org/drawingml/2006/main" noChangeAspect="1"/>
+            </wp:cNvGraphicFramePr>
+            <a:graphic xmlns:a="http://schemas.openxmlformats.org/drawingml/2006/main">
+              <a:graphicData uri="http://schemas.openxmlformats.org/drawingml/2006/picture">
+                <pic:pic xmlns:pic="http://schemas.openxmlformats.org/drawingml/2006/picture">
+                  <pic:nvPicPr>
+                    <pic:cNvPr id="0" name=""/>
+                    <pic:cNvPicPr>
+                      <a:picLocks noChangeAspect="1" noChangeArrowheads="1"/>
+                    </pic:cNvPicPr>
+                  </pic:nvPicPr>
+                  <pic:blipFill>
+                    <a:blip r:embed="rId12"/>
+                    <a:srcRect/>
+                    <a:stretch>
+                      <a:fillRect/>
+                    </a:stretch>
+                  </pic:blipFill>
+                  <pic:spPr bwMode="auto">
+                    <a:xfrm>
+                      <a:off x="0" y="0"/>
+                      <a:ext cx="5715000" cy="3771900"/>
+                    </a:xfrm>
+                    <a:prstGeom prst="rect">
+                      <a:avLst/>
+                    </a:prstGeom>
+                  </pic:spPr>
+                </pic:pic>
+              </a:graphicData>
+            </a:graphic>
+          </wp:inline>
+        </w:drawing>
+      </w:r>
+    </w:p>
+    <w:p>
+      <w:pPr>
+        <w:spacing w:after="220"/>
+        <w:jc w:val="center"/>
+      </w:pPr>
+      <w:r>
+        <w:rPr>
+          <w:b/>
+          <w:bCs/>
+          <w:color w:val="1F3864"/>
+          <w:sz w:val="18"/>
+          <w:szCs w:val="18"/>
+        </w:rPr>
+        <w:t xml:space="preserve">ภาพที่ 6  </w:t>
+      </w:r>
+      <w:r>
+        <w:rPr>
+          <w:color w:val="595959"/>
+          <w:sz w:val="18"/>
+          <w:szCs w:val="18"/>
+        </w:rPr>
+        <w:t>หน้าต่างแนะนำการเชื่อมต่อ VPN ที่ผู้ใช้เห็นเมื่อกดการ์ดระบบภายในที่ยังเข้าไม่ถึง</w:t>
+      </w:r>
     </w:p>
     <w:tbl>
       <w:tblPr>
@@ -14844,7 +15321,7 @@
           <w:left w:w="10" w:type="dxa"/>
           <w:right w:w="10" w:type="dxa"/>
         </w:tblCellMar>
-        <w:tblLook w:val="0000" w:firstRow="0" w:lastRow="0" w:firstColumn="0" w:lastColumn="0" w:noHBand="0" w:noVBand="0"/>
+        <w:tblLook w:val="04A0" w:firstRow="1" w:lastRow="0" w:firstColumn="1" w:lastColumn="0" w:noHBand="0" w:noVBand="1"/>
       </w:tblPr>
       <w:tblGrid>
         <w:gridCol w:w="1730"/>
@@ -15082,6 +15559,7 @@
                 <w:sz w:val="20"/>
                 <w:szCs w:val="20"/>
               </w:rPr>
+              <w:lastRenderedPageBreak/>
               <w:t>ยังไม่ได้ต่อ VPN (เทา)</w:t>
             </w:r>
           </w:p>
@@ -15355,7 +15833,7 @@
         <w:pStyle w:val="Heading2"/>
         <w:spacing w:before="260" w:after="120"/>
       </w:pPr>
-      <w:bookmarkStart w:id="27" w:name="_Toc239099651"/>
+      <w:bookmarkStart w:id="27" w:name="_Toc239144982"/>
       <w:r>
         <w:t xml:space="preserve">4.6 </w:t>
       </w:r>
@@ -15388,7 +15866,7 @@
           <w:left w:w="10" w:type="dxa"/>
           <w:right w:w="10" w:type="dxa"/>
         </w:tblCellMar>
-        <w:tblLook w:val="0000" w:firstRow="0" w:lastRow="0" w:firstColumn="0" w:lastColumn="0" w:noHBand="0" w:noVBand="0"/>
+        <w:tblLook w:val="04A0" w:firstRow="1" w:lastRow="0" w:firstColumn="1" w:lastColumn="0" w:noHBand="0" w:noVBand="1"/>
       </w:tblPr>
       <w:tblGrid>
         <w:gridCol w:w="1062"/>
@@ -15740,7 +16218,6 @@
                 <w:sz w:val="20"/>
                 <w:szCs w:val="20"/>
               </w:rPr>
-              <w:lastRenderedPageBreak/>
               <w:t>แนวทางที่ 3</w:t>
             </w:r>
           </w:p>
@@ -15844,7 +16321,7 @@
           <w:left w:w="10" w:type="dxa"/>
           <w:right w:w="10" w:type="dxa"/>
         </w:tblCellMar>
-        <w:tblLook w:val="0000" w:firstRow="0" w:lastRow="0" w:firstColumn="0" w:lastColumn="0" w:noHBand="0" w:noVBand="0"/>
+        <w:tblLook w:val="04A0" w:firstRow="1" w:lastRow="0" w:firstColumn="1" w:lastColumn="0" w:noHBand="0" w:noVBand="1"/>
       </w:tblPr>
       <w:tblGrid>
         <w:gridCol w:w="187"/>
@@ -15951,7 +16428,7 @@
         </w:pBdr>
         <w:spacing w:before="360" w:after="180"/>
       </w:pPr>
-      <w:bookmarkStart w:id="28" w:name="_Toc239099652"/>
+      <w:bookmarkStart w:id="28" w:name="_Toc239144983"/>
       <w:r>
         <w:lastRenderedPageBreak/>
         <w:t xml:space="preserve">5. </w:t>
@@ -15975,7 +16452,7 @@
         <w:pStyle w:val="Heading2"/>
         <w:spacing w:before="260" w:after="120"/>
       </w:pPr>
-      <w:bookmarkStart w:id="29" w:name="_Toc239099653"/>
+      <w:bookmarkStart w:id="29" w:name="_Toc239144984"/>
       <w:r>
         <w:t xml:space="preserve">5.1 </w:t>
       </w:r>
@@ -16008,7 +16485,7 @@
           <w:left w:w="10" w:type="dxa"/>
           <w:right w:w="10" w:type="dxa"/>
         </w:tblCellMar>
-        <w:tblLook w:val="0000" w:firstRow="0" w:lastRow="0" w:firstColumn="0" w:lastColumn="0" w:noHBand="0" w:noVBand="0"/>
+        <w:tblLook w:val="04A0" w:firstRow="1" w:lastRow="0" w:firstColumn="1" w:lastColumn="0" w:noHBand="0" w:noVBand="1"/>
       </w:tblPr>
       <w:tblGrid>
         <w:gridCol w:w="747"/>
@@ -16795,7 +17272,7 @@
         <w:pStyle w:val="Heading2"/>
         <w:spacing w:before="260" w:after="120"/>
       </w:pPr>
-      <w:bookmarkStart w:id="30" w:name="_Toc239099654"/>
+      <w:bookmarkStart w:id="30" w:name="_Toc239144985"/>
       <w:r>
         <w:t xml:space="preserve">5.2 </w:t>
       </w:r>
@@ -16828,7 +17305,7 @@
           <w:left w:w="10" w:type="dxa"/>
           <w:right w:w="10" w:type="dxa"/>
         </w:tblCellMar>
-        <w:tblLook w:val="0000" w:firstRow="0" w:lastRow="0" w:firstColumn="0" w:lastColumn="0" w:noHBand="0" w:noVBand="0"/>
+        <w:tblLook w:val="04A0" w:firstRow="1" w:lastRow="0" w:firstColumn="1" w:lastColumn="0" w:noHBand="0" w:noVBand="1"/>
       </w:tblPr>
       <w:tblGrid>
         <w:gridCol w:w="2349"/>
@@ -17518,7 +17995,7 @@
           <w:left w:w="10" w:type="dxa"/>
           <w:right w:w="10" w:type="dxa"/>
         </w:tblCellMar>
-        <w:tblLook w:val="0000" w:firstRow="0" w:lastRow="0" w:firstColumn="0" w:lastColumn="0" w:noHBand="0" w:noVBand="0"/>
+        <w:tblLook w:val="04A0" w:firstRow="1" w:lastRow="0" w:firstColumn="1" w:lastColumn="0" w:noHBand="0" w:noVBand="1"/>
       </w:tblPr>
       <w:tblGrid>
         <w:gridCol w:w="187"/>
@@ -17679,7 +18156,7 @@
         <w:pStyle w:val="Heading2"/>
         <w:spacing w:before="260" w:after="120"/>
       </w:pPr>
-      <w:bookmarkStart w:id="31" w:name="_Toc239099655"/>
+      <w:bookmarkStart w:id="31" w:name="_Toc239144986"/>
       <w:r>
         <w:t xml:space="preserve">5.3 </w:t>
       </w:r>
@@ -17712,7 +18189,7 @@
           <w:left w:w="10" w:type="dxa"/>
           <w:right w:w="10" w:type="dxa"/>
         </w:tblCellMar>
-        <w:tblLook w:val="0000" w:firstRow="0" w:lastRow="0" w:firstColumn="0" w:lastColumn="0" w:noHBand="0" w:noVBand="0"/>
+        <w:tblLook w:val="04A0" w:firstRow="1" w:lastRow="0" w:firstColumn="1" w:lastColumn="0" w:noHBand="0" w:noVBand="1"/>
       </w:tblPr>
       <w:tblGrid>
         <w:gridCol w:w="9345"/>
@@ -17843,7 +18320,7 @@
           <w:left w:w="10" w:type="dxa"/>
           <w:right w:w="10" w:type="dxa"/>
         </w:tblCellMar>
-        <w:tblLook w:val="0000" w:firstRow="0" w:lastRow="0" w:firstColumn="0" w:lastColumn="0" w:noHBand="0" w:noVBand="0"/>
+        <w:tblLook w:val="04A0" w:firstRow="1" w:lastRow="0" w:firstColumn="1" w:lastColumn="0" w:noHBand="0" w:noVBand="1"/>
       </w:tblPr>
       <w:tblGrid>
         <w:gridCol w:w="187"/>
@@ -17957,7 +18434,7 @@
           <w:left w:w="10" w:type="dxa"/>
           <w:right w:w="10" w:type="dxa"/>
         </w:tblCellMar>
-        <w:tblLook w:val="0000" w:firstRow="0" w:lastRow="0" w:firstColumn="0" w:lastColumn="0" w:noHBand="0" w:noVBand="0"/>
+        <w:tblLook w:val="04A0" w:firstRow="1" w:lastRow="0" w:firstColumn="1" w:lastColumn="0" w:noHBand="0" w:noVBand="1"/>
       </w:tblPr>
       <w:tblGrid>
         <w:gridCol w:w="9345"/>
@@ -18142,7 +18619,7 @@
         <w:pStyle w:val="Heading2"/>
         <w:spacing w:before="260" w:after="120"/>
       </w:pPr>
-      <w:bookmarkStart w:id="32" w:name="_Toc239099656"/>
+      <w:bookmarkStart w:id="32" w:name="_Toc239144987"/>
       <w:r>
         <w:t xml:space="preserve">5.4 </w:t>
       </w:r>
@@ -18166,7 +18643,7 @@
           <w:left w:w="10" w:type="dxa"/>
           <w:right w:w="10" w:type="dxa"/>
         </w:tblCellMar>
-        <w:tblLook w:val="0000" w:firstRow="0" w:lastRow="0" w:firstColumn="0" w:lastColumn="0" w:noHBand="0" w:noVBand="0"/>
+        <w:tblLook w:val="04A0" w:firstRow="1" w:lastRow="0" w:firstColumn="1" w:lastColumn="0" w:noHBand="0" w:noVBand="1"/>
       </w:tblPr>
       <w:tblGrid>
         <w:gridCol w:w="9345"/>
@@ -18256,7 +18733,7 @@
           <w:left w:w="10" w:type="dxa"/>
           <w:right w:w="10" w:type="dxa"/>
         </w:tblCellMar>
-        <w:tblLook w:val="0000" w:firstRow="0" w:lastRow="0" w:firstColumn="0" w:lastColumn="0" w:noHBand="0" w:noVBand="0"/>
+        <w:tblLook w:val="04A0" w:firstRow="1" w:lastRow="0" w:firstColumn="1" w:lastColumn="0" w:noHBand="0" w:noVBand="1"/>
       </w:tblPr>
       <w:tblGrid>
         <w:gridCol w:w="9345"/>
@@ -18591,7 +19068,7 @@
         <w:pStyle w:val="Heading2"/>
         <w:spacing w:before="260" w:after="120"/>
       </w:pPr>
-      <w:bookmarkStart w:id="33" w:name="_Toc239099657"/>
+      <w:bookmarkStart w:id="33" w:name="_Toc239144988"/>
       <w:r>
         <w:t xml:space="preserve">5.5 </w:t>
       </w:r>
@@ -18624,7 +19101,7 @@
           <w:left w:w="10" w:type="dxa"/>
           <w:right w:w="10" w:type="dxa"/>
         </w:tblCellMar>
-        <w:tblLook w:val="0000" w:firstRow="0" w:lastRow="0" w:firstColumn="0" w:lastColumn="0" w:noHBand="0" w:noVBand="0"/>
+        <w:tblLook w:val="04A0" w:firstRow="1" w:lastRow="0" w:firstColumn="1" w:lastColumn="0" w:noHBand="0" w:noVBand="1"/>
       </w:tblPr>
       <w:tblGrid>
         <w:gridCol w:w="9345"/>
@@ -19117,7 +19594,7 @@
           <w:left w:w="10" w:type="dxa"/>
           <w:right w:w="10" w:type="dxa"/>
         </w:tblCellMar>
-        <w:tblLook w:val="0000" w:firstRow="0" w:lastRow="0" w:firstColumn="0" w:lastColumn="0" w:noHBand="0" w:noVBand="0"/>
+        <w:tblLook w:val="04A0" w:firstRow="1" w:lastRow="0" w:firstColumn="1" w:lastColumn="0" w:noHBand="0" w:noVBand="1"/>
       </w:tblPr>
       <w:tblGrid>
         <w:gridCol w:w="187"/>
@@ -19232,7 +19709,7 @@
           <w:left w:w="10" w:type="dxa"/>
           <w:right w:w="10" w:type="dxa"/>
         </w:tblCellMar>
-        <w:tblLook w:val="0000" w:firstRow="0" w:lastRow="0" w:firstColumn="0" w:lastColumn="0" w:noHBand="0" w:noVBand="0"/>
+        <w:tblLook w:val="04A0" w:firstRow="1" w:lastRow="0" w:firstColumn="1" w:lastColumn="0" w:noHBand="0" w:noVBand="1"/>
       </w:tblPr>
       <w:tblGrid>
         <w:gridCol w:w="9345"/>
@@ -20003,7 +20480,7 @@
           <w:left w:w="10" w:type="dxa"/>
           <w:right w:w="10" w:type="dxa"/>
         </w:tblCellMar>
-        <w:tblLook w:val="0000" w:firstRow="0" w:lastRow="0" w:firstColumn="0" w:lastColumn="0" w:noHBand="0" w:noVBand="0"/>
+        <w:tblLook w:val="04A0" w:firstRow="1" w:lastRow="0" w:firstColumn="1" w:lastColumn="0" w:noHBand="0" w:noVBand="1"/>
       </w:tblPr>
       <w:tblGrid>
         <w:gridCol w:w="187"/>
@@ -20110,7 +20587,7 @@
         <w:pStyle w:val="Heading2"/>
         <w:spacing w:before="260" w:after="120"/>
       </w:pPr>
-      <w:bookmarkStart w:id="34" w:name="_Toc239099658"/>
+      <w:bookmarkStart w:id="34" w:name="_Toc239144989"/>
       <w:r>
         <w:lastRenderedPageBreak/>
         <w:t xml:space="preserve">5.6 </w:t>
@@ -20144,7 +20621,7 @@
           <w:left w:w="10" w:type="dxa"/>
           <w:right w:w="10" w:type="dxa"/>
         </w:tblCellMar>
-        <w:tblLook w:val="0000" w:firstRow="0" w:lastRow="0" w:firstColumn="0" w:lastColumn="0" w:noHBand="0" w:noVBand="0"/>
+        <w:tblLook w:val="04A0" w:firstRow="1" w:lastRow="0" w:firstColumn="1" w:lastColumn="0" w:noHBand="0" w:noVBand="1"/>
       </w:tblPr>
       <w:tblGrid>
         <w:gridCol w:w="9345"/>
@@ -20583,7 +21060,7 @@
           <w:left w:w="10" w:type="dxa"/>
           <w:right w:w="10" w:type="dxa"/>
         </w:tblCellMar>
-        <w:tblLook w:val="0000" w:firstRow="0" w:lastRow="0" w:firstColumn="0" w:lastColumn="0" w:noHBand="0" w:noVBand="0"/>
+        <w:tblLook w:val="04A0" w:firstRow="1" w:lastRow="0" w:firstColumn="1" w:lastColumn="0" w:noHBand="0" w:noVBand="1"/>
       </w:tblPr>
       <w:tblGrid>
         <w:gridCol w:w="9345"/>
@@ -20732,7 +21209,7 @@
         <w:pStyle w:val="Heading2"/>
         <w:spacing w:before="260" w:after="120"/>
       </w:pPr>
-      <w:bookmarkStart w:id="35" w:name="_Toc239099659"/>
+      <w:bookmarkStart w:id="35" w:name="_Toc239144990"/>
       <w:r>
         <w:t xml:space="preserve">5.7 </w:t>
       </w:r>
@@ -20765,7 +21242,7 @@
           <w:left w:w="10" w:type="dxa"/>
           <w:right w:w="10" w:type="dxa"/>
         </w:tblCellMar>
-        <w:tblLook w:val="0000" w:firstRow="0" w:lastRow="0" w:firstColumn="0" w:lastColumn="0" w:noHBand="0" w:noVBand="0"/>
+        <w:tblLook w:val="04A0" w:firstRow="1" w:lastRow="0" w:firstColumn="1" w:lastColumn="0" w:noHBand="0" w:noVBand="1"/>
       </w:tblPr>
       <w:tblGrid>
         <w:gridCol w:w="9345"/>
@@ -20964,7 +21441,7 @@
         <w:pStyle w:val="Heading2"/>
         <w:spacing w:before="260" w:after="120"/>
       </w:pPr>
-      <w:bookmarkStart w:id="36" w:name="_Toc239099660"/>
+      <w:bookmarkStart w:id="36" w:name="_Toc239144991"/>
       <w:r>
         <w:t xml:space="preserve">5.8 </w:t>
       </w:r>
@@ -20972,6 +21449,85 @@
         <w:t>ขั้นตอนที่ 7 — เชื่อมโยงเข้ากับพอร์ทัลกลาง</w:t>
       </w:r>
       <w:bookmarkEnd w:id="36"/>
+    </w:p>
+    <w:p>
+      <w:pPr>
+        <w:pBdr>
+          <w:top w:val="single" w:sz="4" w:space="0" w:color="BFBFBF"/>
+          <w:left w:val="single" w:sz="4" w:space="0" w:color="BFBFBF"/>
+          <w:bottom w:val="single" w:sz="4" w:space="0" w:color="BFBFBF"/>
+          <w:right w:val="single" w:sz="4" w:space="0" w:color="BFBFBF"/>
+        </w:pBdr>
+        <w:spacing w:before="160" w:after="60"/>
+        <w:jc w:val="center"/>
+      </w:pPr>
+      <w:r>
+        <w:rPr>
+          <w:noProof/>
+        </w:rPr>
+        <w:drawing>
+          <wp:inline distT="0" distB="0" distL="0" distR="0" wp14:anchorId="59177619" wp14:editId="741A83BB">
+            <wp:extent cx="5715000" cy="3771900"/>
+            <wp:effectExtent l="0" t="0" r="0" b="0"/>
+            <wp:docPr id="364511219" name="Picture 364511219"/>
+            <wp:cNvGraphicFramePr>
+              <a:graphicFrameLocks xmlns:a="http://schemas.openxmlformats.org/drawingml/2006/main" noChangeAspect="1"/>
+            </wp:cNvGraphicFramePr>
+            <a:graphic xmlns:a="http://schemas.openxmlformats.org/drawingml/2006/main">
+              <a:graphicData uri="http://schemas.openxmlformats.org/drawingml/2006/picture">
+                <pic:pic xmlns:pic="http://schemas.openxmlformats.org/drawingml/2006/picture">
+                  <pic:nvPicPr>
+                    <pic:cNvPr id="0" name=""/>
+                    <pic:cNvPicPr>
+                      <a:picLocks noChangeAspect="1" noChangeArrowheads="1"/>
+                    </pic:cNvPicPr>
+                  </pic:nvPicPr>
+                  <pic:blipFill>
+                    <a:blip r:embed="rId13"/>
+                    <a:srcRect/>
+                    <a:stretch>
+                      <a:fillRect/>
+                    </a:stretch>
+                  </pic:blipFill>
+                  <pic:spPr bwMode="auto">
+                    <a:xfrm>
+                      <a:off x="0" y="0"/>
+                      <a:ext cx="5715000" cy="3771900"/>
+                    </a:xfrm>
+                    <a:prstGeom prst="rect">
+                      <a:avLst/>
+                    </a:prstGeom>
+                  </pic:spPr>
+                </pic:pic>
+              </a:graphicData>
+            </a:graphic>
+          </wp:inline>
+        </w:drawing>
+      </w:r>
+    </w:p>
+    <w:p>
+      <w:pPr>
+        <w:spacing w:after="220"/>
+        <w:jc w:val="center"/>
+      </w:pPr>
+      <w:r>
+        <w:rPr>
+          <w:b/>
+          <w:bCs/>
+          <w:color w:val="1F3864"/>
+          <w:sz w:val="18"/>
+          <w:szCs w:val="18"/>
+        </w:rPr>
+        <w:t xml:space="preserve">ภาพที่ 7  </w:t>
+      </w:r>
+      <w:r>
+        <w:rPr>
+          <w:color w:val="595959"/>
+          <w:sz w:val="18"/>
+          <w:szCs w:val="18"/>
+        </w:rPr>
+        <w:t>ตารางทะเบียนหลังเพิ่มระบบงาน สวิตช์คอลัมน์สถานะใช้เปิดหรือปิดการแสดงผลบนหน้าหลัก</w:t>
+      </w:r>
     </w:p>
     <w:p>
       <w:pPr>
@@ -20997,7 +21553,7 @@
           <w:left w:w="10" w:type="dxa"/>
           <w:right w:w="10" w:type="dxa"/>
         </w:tblCellMar>
-        <w:tblLook w:val="0000" w:firstRow="0" w:lastRow="0" w:firstColumn="0" w:lastColumn="0" w:noHBand="0" w:noVBand="0"/>
+        <w:tblLook w:val="04A0" w:firstRow="1" w:lastRow="0" w:firstColumn="1" w:lastColumn="0" w:noHBand="0" w:noVBand="1"/>
       </w:tblPr>
       <w:tblGrid>
         <w:gridCol w:w="3177"/>
@@ -21308,7 +21864,7 @@
         <w:pStyle w:val="Heading2"/>
         <w:spacing w:before="260" w:after="120"/>
       </w:pPr>
-      <w:bookmarkStart w:id="37" w:name="_Toc239099661"/>
+      <w:bookmarkStart w:id="37" w:name="_Toc239144992"/>
       <w:r>
         <w:t xml:space="preserve">5.9 </w:t>
       </w:r>
@@ -21332,7 +21888,7 @@
           <w:left w:w="10" w:type="dxa"/>
           <w:right w:w="10" w:type="dxa"/>
         </w:tblCellMar>
-        <w:tblLook w:val="0000" w:firstRow="0" w:lastRow="0" w:firstColumn="0" w:lastColumn="0" w:noHBand="0" w:noVBand="0"/>
+        <w:tblLook w:val="04A0" w:firstRow="1" w:lastRow="0" w:firstColumn="1" w:lastColumn="0" w:noHBand="0" w:noVBand="1"/>
       </w:tblPr>
       <w:tblGrid>
         <w:gridCol w:w="632"/>
@@ -21376,6 +21932,7 @@
                 <w:sz w:val="20"/>
                 <w:szCs w:val="20"/>
               </w:rPr>
+              <w:lastRenderedPageBreak/>
               <w:t>ลำดับ</w:t>
             </w:r>
           </w:p>
@@ -22222,7 +22779,7 @@
         </w:pBdr>
         <w:spacing w:before="360" w:after="180"/>
       </w:pPr>
-      <w:bookmarkStart w:id="38" w:name="_Toc239099662"/>
+      <w:bookmarkStart w:id="38" w:name="_Toc239144993"/>
       <w:r>
         <w:lastRenderedPageBreak/>
         <w:t xml:space="preserve">6. </w:t>
@@ -22237,7 +22794,7 @@
         <w:pStyle w:val="Heading2"/>
         <w:spacing w:before="260" w:after="120"/>
       </w:pPr>
-      <w:bookmarkStart w:id="39" w:name="_Toc239099663"/>
+      <w:bookmarkStart w:id="39" w:name="_Toc239144994"/>
       <w:r>
         <w:t xml:space="preserve">6.1 </w:t>
       </w:r>
@@ -22260,7 +22817,7 @@
         <w:pStyle w:val="Heading2"/>
         <w:spacing w:before="260" w:after="120"/>
       </w:pPr>
-      <w:bookmarkStart w:id="40" w:name="_Toc239099664"/>
+      <w:bookmarkStart w:id="40" w:name="_Toc239144995"/>
       <w:r>
         <w:t xml:space="preserve">6.2 </w:t>
       </w:r>
@@ -22284,7 +22841,7 @@
           <w:left w:w="10" w:type="dxa"/>
           <w:right w:w="10" w:type="dxa"/>
         </w:tblCellMar>
-        <w:tblLook w:val="0000" w:firstRow="0" w:lastRow="0" w:firstColumn="0" w:lastColumn="0" w:noHBand="0" w:noVBand="0"/>
+        <w:tblLook w:val="04A0" w:firstRow="1" w:lastRow="0" w:firstColumn="1" w:lastColumn="0" w:noHBand="0" w:noVBand="1"/>
       </w:tblPr>
       <w:tblGrid>
         <w:gridCol w:w="541"/>
@@ -23967,7 +24524,7 @@
         </w:pBdr>
         <w:spacing w:before="360" w:after="180"/>
       </w:pPr>
-      <w:bookmarkStart w:id="41" w:name="_Toc239099665"/>
+      <w:bookmarkStart w:id="41" w:name="_Toc239144996"/>
       <w:r>
         <w:lastRenderedPageBreak/>
         <w:t xml:space="preserve">7. </w:t>
@@ -23982,7 +24539,7 @@
         <w:pStyle w:val="Heading2"/>
         <w:spacing w:before="260" w:after="120"/>
       </w:pPr>
-      <w:bookmarkStart w:id="42" w:name="_Toc239099666"/>
+      <w:bookmarkStart w:id="42" w:name="_Toc239144997"/>
       <w:r>
         <w:t xml:space="preserve">7.1 </w:t>
       </w:r>
@@ -24006,7 +24563,7 @@
           <w:left w:w="10" w:type="dxa"/>
           <w:right w:w="10" w:type="dxa"/>
         </w:tblCellMar>
-        <w:tblLook w:val="0000" w:firstRow="0" w:lastRow="0" w:firstColumn="0" w:lastColumn="0" w:noHBand="0" w:noVBand="0"/>
+        <w:tblLook w:val="04A0" w:firstRow="1" w:lastRow="0" w:firstColumn="1" w:lastColumn="0" w:noHBand="0" w:noVBand="1"/>
       </w:tblPr>
       <w:tblGrid>
         <w:gridCol w:w="2803"/>
@@ -24360,7 +24917,7 @@
         <w:pStyle w:val="Heading2"/>
         <w:spacing w:before="260" w:after="120"/>
       </w:pPr>
-      <w:bookmarkStart w:id="43" w:name="_Toc239099667"/>
+      <w:bookmarkStart w:id="43" w:name="_Toc239144998"/>
       <w:r>
         <w:t xml:space="preserve">7.2 </w:t>
       </w:r>
@@ -24384,7 +24941,7 @@
           <w:left w:w="10" w:type="dxa"/>
           <w:right w:w="10" w:type="dxa"/>
         </w:tblCellMar>
-        <w:tblLook w:val="0000" w:firstRow="0" w:lastRow="0" w:firstColumn="0" w:lastColumn="0" w:noHBand="0" w:noVBand="0"/>
+        <w:tblLook w:val="04A0" w:firstRow="1" w:lastRow="0" w:firstColumn="1" w:lastColumn="0" w:noHBand="0" w:noVBand="1"/>
       </w:tblPr>
       <w:tblGrid>
         <w:gridCol w:w="4485"/>
@@ -24989,7 +25546,7 @@
         </w:pBdr>
         <w:spacing w:before="360" w:after="180"/>
       </w:pPr>
-      <w:bookmarkStart w:id="44" w:name="_Toc239099668"/>
+      <w:bookmarkStart w:id="44" w:name="_Toc239144999"/>
       <w:r>
         <w:lastRenderedPageBreak/>
         <w:t xml:space="preserve">8. </w:t>
@@ -25014,7 +25571,7 @@
           <w:left w:w="10" w:type="dxa"/>
           <w:right w:w="10" w:type="dxa"/>
         </w:tblCellMar>
-        <w:tblLook w:val="0000" w:firstRow="0" w:lastRow="0" w:firstColumn="0" w:lastColumn="0" w:noHBand="0" w:noVBand="0"/>
+        <w:tblLook w:val="04A0" w:firstRow="1" w:lastRow="0" w:firstColumn="1" w:lastColumn="0" w:noHBand="0" w:noVBand="1"/>
       </w:tblPr>
       <w:tblGrid>
         <w:gridCol w:w="2682"/>
@@ -25904,7 +26461,7 @@
         </w:pBdr>
         <w:spacing w:before="360" w:after="180"/>
       </w:pPr>
-      <w:bookmarkStart w:id="45" w:name="_Toc239099669"/>
+      <w:bookmarkStart w:id="45" w:name="_Toc239145000"/>
       <w:r>
         <w:lastRenderedPageBreak/>
         <w:t>ภาคผนวก ก — แบบฟอร์มคำขอเพิ่มระบบงานบนพอร์ทัล</w:t>
@@ -25935,7 +26492,7 @@
           <w:left w:w="10" w:type="dxa"/>
           <w:right w:w="10" w:type="dxa"/>
         </w:tblCellMar>
-        <w:tblLook w:val="0000" w:firstRow="0" w:lastRow="0" w:firstColumn="0" w:lastColumn="0" w:noHBand="0" w:noVBand="0"/>
+        <w:tblLook w:val="04A0" w:firstRow="1" w:lastRow="0" w:firstColumn="1" w:lastColumn="0" w:noHBand="0" w:noVBand="1"/>
       </w:tblPr>
       <w:tblGrid>
         <w:gridCol w:w="3364"/>
@@ -26877,7 +27434,7 @@
         </w:pBdr>
         <w:spacing w:before="360" w:after="180"/>
       </w:pPr>
-      <w:bookmarkStart w:id="46" w:name="_Toc239099670"/>
+      <w:bookmarkStart w:id="46" w:name="_Toc239145001"/>
       <w:r>
         <w:lastRenderedPageBreak/>
         <w:t>ภาคผนวก ข — สรุปค่าตั้งค่ามาตรฐาน</w:t>
@@ -26899,7 +27456,7 @@
           <w:left w:w="10" w:type="dxa"/>
           <w:right w:w="10" w:type="dxa"/>
         </w:tblCellMar>
-        <w:tblLook w:val="0000" w:firstRow="0" w:lastRow="0" w:firstColumn="0" w:lastColumn="0" w:noHBand="0" w:noVBand="0"/>
+        <w:tblLook w:val="04A0" w:firstRow="1" w:lastRow="0" w:firstColumn="1" w:lastColumn="0" w:noHBand="0" w:noVBand="1"/>
       </w:tblPr>
       <w:tblGrid>
         <w:gridCol w:w="3364"/>
@@ -27710,7 +28267,7 @@
         </w:pBdr>
         <w:spacing w:before="360" w:after="180"/>
       </w:pPr>
-      <w:bookmarkStart w:id="47" w:name="_Toc239099671"/>
+      <w:bookmarkStart w:id="47" w:name="_Toc239145002"/>
       <w:r>
         <w:t>ภาคผนวก ค — รายการตรวจสอบก่อนเปิดใช้งานจริง</w:t>
       </w:r>
@@ -27731,7 +28288,7 @@
           <w:left w:w="10" w:type="dxa"/>
           <w:right w:w="10" w:type="dxa"/>
         </w:tblCellMar>
-        <w:tblLook w:val="0000" w:firstRow="0" w:lastRow="0" w:firstColumn="0" w:lastColumn="0" w:noHBand="0" w:noVBand="0"/>
+        <w:tblLook w:val="04A0" w:firstRow="1" w:lastRow="0" w:firstColumn="1" w:lastColumn="0" w:noHBand="0" w:noVBand="1"/>
       </w:tblPr>
       <w:tblGrid>
         <w:gridCol w:w="729"/>
@@ -28843,8 +29400,8 @@
       </w:r>
     </w:p>
     <w:sectPr>
-      <w:headerReference w:type="default" r:id="rId7"/>
-      <w:footerReference w:type="default" r:id="rId8"/>
+      <w:headerReference w:type="default" r:id="rId14"/>
+      <w:footerReference w:type="default" r:id="rId15"/>
       <w:pgSz w:w="11905" w:h="16837"/>
       <w:pgMar w:top="1417" w:right="1133" w:bottom="1247" w:left="1417" w:header="708" w:footer="708" w:gutter="0"/>
       <w:cols w:space="720"/>
@@ -29079,64 +29636,10 @@
 <file path=word/numbering.xml><?xml version="1.0" encoding="utf-8"?>
 <w:numbering xmlns:wpc="http://schemas.microsoft.com/office/word/2010/wordprocessingCanvas" xmlns:cx="http://schemas.microsoft.com/office/drawing/2014/chartex" xmlns:cx1="http://schemas.microsoft.com/office/drawing/2015/9/8/chartex" xmlns:cx2="http://schemas.microsoft.com/office/drawing/2015/10/21/chartex" xmlns:cx3="http://schemas.microsoft.com/office/drawing/2016/5/9/chartex" xmlns:cx4="http://schemas.microsoft.com/office/drawing/2016/5/10/chartex" xmlns:cx5="http://schemas.microsoft.com/office/drawing/2016/5/11/chartex" xmlns:cx6="http://schemas.microsoft.com/office/drawing/2016/5/12/chartex" xmlns:cx7="http://schemas.microsoft.com/office/drawing/2016/5/13/chartex" xmlns:cx8="http://schemas.microsoft.com/office/drawing/2016/5/14/chartex" xmlns:mc="http://schemas.openxmlformats.org/markup-compatibility/2006" xmlns:aink="http://schemas.microsoft.com/office/drawing/2016/ink" xmlns:am3d="http://schemas.microsoft.com/office/drawing/2017/model3d" xmlns:o="urn:schemas-microsoft-com:office:office" xmlns:oel="http://schemas.microsoft.com/office/2019/extlst" xmlns:r="http://schemas.openxmlformats.org/officeDocument/2006/relationships" xmlns:m="http://schemas.openxmlformats.org/officeDocument/2006/math" xmlns:v="urn:schemas-microsoft-com:vml" xmlns:wp14="http://schemas.microsoft.com/office/word/2010/wordprocessingDrawing" xmlns:wp="http://schemas.openxmlformats.org/drawingml/2006/wordprocessingDrawing" xmlns:w10="urn:schemas-microsoft-com:office:word" xmlns:w="http://schemas.openxmlformats.org/wordprocessingml/2006/main" xmlns:w14="http://schemas.microsoft.com/office/word/2010/wordml" xmlns:w15="http://schemas.microsoft.com/office/word/2012/wordml" xmlns:w16cex="http://schemas.microsoft.com/office/word/2018/wordml/cex" xmlns:w16cid="http://schemas.microsoft.com/office/word/2016/wordml/cid" xmlns:w16="http://schemas.microsoft.com/office/word/2018/wordml" xmlns:w16du="http://schemas.microsoft.com/office/word/2023/wordml/word16du" xmlns:w16sdtdh="http://schemas.microsoft.com/office/word/2020/wordml/sdtdatahash" xmlns:w16sdtfl="http://schemas.microsoft.com/office/word/2024/wordml/sdtformatlock" xmlns:w16se="http://schemas.microsoft.com/office/word/2015/wordml/symex" xmlns:wpg="http://schemas.microsoft.com/office/word/2010/wordprocessingGroup" xmlns:wpi="http://schemas.microsoft.com/office/word/2010/wordprocessingInk" xmlns:wne="http://schemas.microsoft.com/office/word/2006/wordml" xmlns:wps="http://schemas.microsoft.com/office/word/2010/wordprocessingShape" mc:Ignorable="w14 w15 w16se w16cid w16 w16cex w16sdtdh w16sdtfl w16du wp14">
   <w:abstractNum w:abstractNumId="0" w15:restartNumberingAfterBreak="0">
-    <w:nsid w:val="64667561"/>
+    <w:nsid w:val="21BF636F"/>
     <w:multiLevelType w:val="hybridMultilevel"/>
-    <w:tmpl w:val="9EC6A866"/>
-    <w:lvl w:ilvl="0" w:tplc="FBAE056A">
-      <w:start w:val="1"/>
-      <w:numFmt w:val="decimal"/>
-      <w:lvlText w:val="%1."/>
-      <w:lvlJc w:val="left"/>
-      <w:pPr>
-        <w:ind w:left="720" w:hanging="340"/>
-      </w:pPr>
-    </w:lvl>
-    <w:lvl w:ilvl="1" w:tplc="2A52F80C">
-      <w:numFmt w:val="decimal"/>
-      <w:lvlText w:val=""/>
-      <w:lvlJc w:val="left"/>
-    </w:lvl>
-    <w:lvl w:ilvl="2" w:tplc="7876BF36">
-      <w:numFmt w:val="decimal"/>
-      <w:lvlText w:val=""/>
-      <w:lvlJc w:val="left"/>
-    </w:lvl>
-    <w:lvl w:ilvl="3" w:tplc="295C190C">
-      <w:numFmt w:val="decimal"/>
-      <w:lvlText w:val=""/>
-      <w:lvlJc w:val="left"/>
-    </w:lvl>
-    <w:lvl w:ilvl="4" w:tplc="4FF84AD2">
-      <w:numFmt w:val="decimal"/>
-      <w:lvlText w:val=""/>
-      <w:lvlJc w:val="left"/>
-    </w:lvl>
-    <w:lvl w:ilvl="5" w:tplc="E5B87532">
-      <w:numFmt w:val="decimal"/>
-      <w:lvlText w:val=""/>
-      <w:lvlJc w:val="left"/>
-    </w:lvl>
-    <w:lvl w:ilvl="6" w:tplc="8D0EDB82">
-      <w:numFmt w:val="decimal"/>
-      <w:lvlText w:val=""/>
-      <w:lvlJc w:val="left"/>
-    </w:lvl>
-    <w:lvl w:ilvl="7" w:tplc="8B70CEF6">
-      <w:numFmt w:val="decimal"/>
-      <w:lvlText w:val=""/>
-      <w:lvlJc w:val="left"/>
-    </w:lvl>
-    <w:lvl w:ilvl="8" w:tplc="3B689544">
-      <w:numFmt w:val="decimal"/>
-      <w:lvlText w:val=""/>
-      <w:lvlJc w:val="left"/>
-    </w:lvl>
-  </w:abstractNum>
-  <w:abstractNum w:abstractNumId="1" w15:restartNumberingAfterBreak="0">
-    <w:nsid w:val="65763B97"/>
-    <w:multiLevelType w:val="hybridMultilevel"/>
-    <w:tmpl w:val="B5EE1A10"/>
-    <w:lvl w:ilvl="0" w:tplc="46E67808">
+    <w:tmpl w:val="6A2224DE"/>
+    <w:lvl w:ilvl="0" w:tplc="C51660A8">
       <w:start w:val="1"/>
       <w:numFmt w:val="bullet"/>
       <w:lvlText w:val="●"/>
@@ -29145,7 +29648,7 @@
         <w:ind w:left="720" w:hanging="360"/>
       </w:pPr>
     </w:lvl>
-    <w:lvl w:ilvl="1" w:tplc="44221A2C">
+    <w:lvl w:ilvl="1" w:tplc="9ED876B6">
       <w:start w:val="1"/>
       <w:numFmt w:val="bullet"/>
       <w:lvlText w:val="○"/>
@@ -29154,7 +29657,7 @@
         <w:ind w:left="1440" w:hanging="360"/>
       </w:pPr>
     </w:lvl>
-    <w:lvl w:ilvl="2" w:tplc="7F90488E">
+    <w:lvl w:ilvl="2" w:tplc="92B2285C">
       <w:start w:val="1"/>
       <w:numFmt w:val="bullet"/>
       <w:lvlText w:val="■"/>
@@ -29163,7 +29666,7 @@
         <w:ind w:left="2160" w:hanging="360"/>
       </w:pPr>
     </w:lvl>
-    <w:lvl w:ilvl="3" w:tplc="FA1EDD76">
+    <w:lvl w:ilvl="3" w:tplc="951CBC48">
       <w:start w:val="1"/>
       <w:numFmt w:val="bullet"/>
       <w:lvlText w:val="●"/>
@@ -29172,7 +29675,7 @@
         <w:ind w:left="2880" w:hanging="360"/>
       </w:pPr>
     </w:lvl>
-    <w:lvl w:ilvl="4" w:tplc="BAD8980A">
+    <w:lvl w:ilvl="4" w:tplc="8C46E7B2">
       <w:start w:val="1"/>
       <w:numFmt w:val="bullet"/>
       <w:lvlText w:val="○"/>
@@ -29181,7 +29684,7 @@
         <w:ind w:left="3600" w:hanging="360"/>
       </w:pPr>
     </w:lvl>
-    <w:lvl w:ilvl="5" w:tplc="5A223F3C">
+    <w:lvl w:ilvl="5" w:tplc="3CEA603C">
       <w:start w:val="1"/>
       <w:numFmt w:val="bullet"/>
       <w:lvlText w:val="■"/>
@@ -29190,7 +29693,7 @@
         <w:ind w:left="4320" w:hanging="360"/>
       </w:pPr>
     </w:lvl>
-    <w:lvl w:ilvl="6" w:tplc="4808E9EE">
+    <w:lvl w:ilvl="6" w:tplc="3B98C7EC">
       <w:start w:val="1"/>
       <w:numFmt w:val="bullet"/>
       <w:lvlText w:val="●"/>
@@ -29199,7 +29702,7 @@
         <w:ind w:left="5040" w:hanging="360"/>
       </w:pPr>
     </w:lvl>
-    <w:lvl w:ilvl="7" w:tplc="E1D68BBC">
+    <w:lvl w:ilvl="7" w:tplc="237E1D60">
       <w:start w:val="1"/>
       <w:numFmt w:val="bullet"/>
       <w:lvlText w:val="●"/>
@@ -29208,7 +29711,7 @@
         <w:ind w:left="5760" w:hanging="360"/>
       </w:pPr>
     </w:lvl>
-    <w:lvl w:ilvl="8" w:tplc="2C10DCD4">
+    <w:lvl w:ilvl="8" w:tplc="55C4A7EC">
       <w:start w:val="1"/>
       <w:numFmt w:val="bullet"/>
       <w:lvlText w:val="●"/>
@@ -29218,14 +29721,68 @@
       </w:pPr>
     </w:lvl>
   </w:abstractNum>
-  <w:num w:numId="1" w16cid:durableId="1894191262">
-    <w:abstractNumId w:val="1"/>
+  <w:abstractNum w:abstractNumId="1" w15:restartNumberingAfterBreak="0">
+    <w:nsid w:val="4F261C07"/>
+    <w:multiLevelType w:val="hybridMultilevel"/>
+    <w:tmpl w:val="D77C2B0C"/>
+    <w:lvl w:ilvl="0" w:tplc="E1809DDC">
+      <w:start w:val="1"/>
+      <w:numFmt w:val="decimal"/>
+      <w:lvlText w:val="%1."/>
+      <w:lvlJc w:val="left"/>
+      <w:pPr>
+        <w:ind w:left="720" w:hanging="340"/>
+      </w:pPr>
+    </w:lvl>
+    <w:lvl w:ilvl="1" w:tplc="9D5A2D68">
+      <w:numFmt w:val="decimal"/>
+      <w:lvlText w:val=""/>
+      <w:lvlJc w:val="left"/>
+    </w:lvl>
+    <w:lvl w:ilvl="2" w:tplc="6F547702">
+      <w:numFmt w:val="decimal"/>
+      <w:lvlText w:val=""/>
+      <w:lvlJc w:val="left"/>
+    </w:lvl>
+    <w:lvl w:ilvl="3" w:tplc="28466A4C">
+      <w:numFmt w:val="decimal"/>
+      <w:lvlText w:val=""/>
+      <w:lvlJc w:val="left"/>
+    </w:lvl>
+    <w:lvl w:ilvl="4" w:tplc="852AFD22">
+      <w:numFmt w:val="decimal"/>
+      <w:lvlText w:val=""/>
+      <w:lvlJc w:val="left"/>
+    </w:lvl>
+    <w:lvl w:ilvl="5" w:tplc="A4108D86">
+      <w:numFmt w:val="decimal"/>
+      <w:lvlText w:val=""/>
+      <w:lvlJc w:val="left"/>
+    </w:lvl>
+    <w:lvl w:ilvl="6" w:tplc="BB0C3DB2">
+      <w:numFmt w:val="decimal"/>
+      <w:lvlText w:val=""/>
+      <w:lvlJc w:val="left"/>
+    </w:lvl>
+    <w:lvl w:ilvl="7" w:tplc="253CF3BA">
+      <w:numFmt w:val="decimal"/>
+      <w:lvlText w:val=""/>
+      <w:lvlJc w:val="left"/>
+    </w:lvl>
+    <w:lvl w:ilvl="8" w:tplc="A710C53A">
+      <w:numFmt w:val="decimal"/>
+      <w:lvlText w:val=""/>
+      <w:lvlJc w:val="left"/>
+    </w:lvl>
+  </w:abstractNum>
+  <w:num w:numId="1" w16cid:durableId="1457288615">
+    <w:abstractNumId w:val="0"/>
     <w:lvlOverride w:ilvl="0">
       <w:startOverride w:val="1"/>
     </w:lvlOverride>
   </w:num>
-  <w:num w:numId="2" w16cid:durableId="1399742995">
-    <w:abstractNumId w:val="0"/>
+  <w:num w:numId="2" w16cid:durableId="595555254">
+    <w:abstractNumId w:val="1"/>
     <w:lvlOverride w:ilvl="0">
       <w:startOverride w:val="1"/>
     </w:lvlOverride>
@@ -29841,7 +30398,7 @@
     <w:autoRedefine/>
     <w:uiPriority w:val="39"/>
     <w:unhideWhenUsed/>
-    <w:rsid w:val="00FB34EB"/>
+    <w:rsid w:val="00BF1C86"/>
     <w:pPr>
       <w:spacing w:after="100"/>
     </w:pPr>
@@ -29857,7 +30414,7 @@
     <w:autoRedefine/>
     <w:uiPriority w:val="39"/>
     <w:unhideWhenUsed/>
-    <w:rsid w:val="00FB34EB"/>
+    <w:rsid w:val="00BF1C86"/>
     <w:pPr>
       <w:spacing w:after="100"/>
       <w:ind w:left="220"/>
